--- a/output/tables/validation/tS1_alternativos_por_concepto.docx
+++ b/output/tables/validation/tS1_alternativos_por_concepto.docx
@@ -65,17 +65,17 @@
         <w:tblLook w:firstRow="1" w:lastRow="0" w:firstColumn="0" w:lastColumn="0" w:noHBand="0" w:noVBand="1"/>
       </w:tblPr>
       <w:tblGrid>
-        <w:gridCol w:w="3994"/>
-        <w:gridCol w:w="1080"/>
-        <w:gridCol w:w="1080"/>
-        <w:gridCol w:w="1080"/>
-        <w:gridCol w:w="1307"/>
-        <w:gridCol w:w="1649"/>
+        <w:gridCol w:w="3766"/>
+        <w:gridCol w:w="705"/>
+        <w:gridCol w:w="901"/>
+        <w:gridCol w:w="977"/>
+        <w:gridCol w:w="1198"/>
+        <w:gridCol w:w="1525"/>
       </w:tblGrid>
       <w:tr>
         <w:trPr>
           <w:cantSplit/>
-          <w:trHeight w:val="347" w:hRule="auto"/>
+          <w:trHeight w:val="587" w:hRule="auto"/>
           <w:tblHeader/>
         </w:trPr>
         <w:tc>
@@ -113,8 +113,8 @@
                 <w:b w:val="true"/>
                 <w:u w:val="none"/>
                 <w:strike w:val="false"/>
-                <w:sz w:val="16"/>
-                <w:szCs w:val="16"/>
+                <w:sz w:val="24"/>
+                <w:szCs w:val="24"/>
                 <w:color w:val="000000"/>
               </w:rPr>
             </w:pPr>
@@ -125,8 +125,8 @@
                 <w:b w:val="true"/>
                 <w:u w:val="none"/>
                 <w:strike w:val="false"/>
-                <w:sz w:val="16"/>
-                <w:szCs w:val="16"/>
+                <w:sz w:val="24"/>
+                <w:szCs w:val="24"/>
                 <w:color w:val="000000"/>
               </w:rPr>
               <w:t xml:space="preserve">Concepto</w:t>
@@ -168,8 +168,8 @@
                 <w:b w:val="true"/>
                 <w:u w:val="none"/>
                 <w:strike w:val="false"/>
-                <w:sz w:val="16"/>
-                <w:szCs w:val="16"/>
+                <w:sz w:val="24"/>
+                <w:szCs w:val="24"/>
                 <w:color w:val="000000"/>
               </w:rPr>
             </w:pPr>
@@ -180,8 +180,8 @@
                 <w:b w:val="true"/>
                 <w:u w:val="none"/>
                 <w:strike w:val="false"/>
-                <w:sz w:val="16"/>
-                <w:szCs w:val="16"/>
+                <w:sz w:val="24"/>
+                <w:szCs w:val="24"/>
                 <w:color w:val="000000"/>
               </w:rPr>
               <w:t xml:space="preserve">Precisión</w:t>
@@ -223,8 +223,8 @@
                 <w:b w:val="true"/>
                 <w:u w:val="none"/>
                 <w:strike w:val="false"/>
-                <w:sz w:val="16"/>
-                <w:szCs w:val="16"/>
+                <w:sz w:val="24"/>
+                <w:szCs w:val="24"/>
                 <w:color w:val="000000"/>
               </w:rPr>
             </w:pPr>
@@ -235,8 +235,8 @@
                 <w:b w:val="true"/>
                 <w:u w:val="none"/>
                 <w:strike w:val="false"/>
-                <w:sz w:val="16"/>
-                <w:szCs w:val="16"/>
+                <w:sz w:val="24"/>
+                <w:szCs w:val="24"/>
                 <w:color w:val="000000"/>
               </w:rPr>
               <w:t xml:space="preserve">Sensibilidad</w:t>
@@ -278,8 +278,8 @@
                 <w:b w:val="true"/>
                 <w:u w:val="none"/>
                 <w:strike w:val="false"/>
-                <w:sz w:val="16"/>
-                <w:szCs w:val="16"/>
+                <w:sz w:val="24"/>
+                <w:szCs w:val="24"/>
                 <w:color w:val="000000"/>
               </w:rPr>
             </w:pPr>
@@ -290,8 +290,8 @@
                 <w:b w:val="true"/>
                 <w:u w:val="none"/>
                 <w:strike w:val="false"/>
-                <w:sz w:val="16"/>
-                <w:szCs w:val="16"/>
+                <w:sz w:val="24"/>
+                <w:szCs w:val="24"/>
                 <w:color w:val="000000"/>
               </w:rPr>
               <w:t xml:space="preserve">AC1 de Gwet</w:t>
@@ -333,8 +333,8 @@
                 <w:b w:val="true"/>
                 <w:u w:val="none"/>
                 <w:strike w:val="false"/>
-                <w:sz w:val="16"/>
-                <w:szCs w:val="16"/>
+                <w:sz w:val="24"/>
+                <w:szCs w:val="24"/>
                 <w:color w:val="000000"/>
               </w:rPr>
             </w:pPr>
@@ -345,8 +345,8 @@
                 <w:b w:val="true"/>
                 <w:u w:val="none"/>
                 <w:strike w:val="false"/>
-                <w:sz w:val="16"/>
-                <w:szCs w:val="16"/>
+                <w:sz w:val="24"/>
+                <w:szCs w:val="24"/>
                 <w:color w:val="000000"/>
               </w:rPr>
               <w:t xml:space="preserve">Kappa de Cohen</w:t>
@@ -388,8 +388,8 @@
                 <w:b w:val="true"/>
                 <w:u w:val="none"/>
                 <w:strike w:val="false"/>
-                <w:sz w:val="16"/>
-                <w:szCs w:val="16"/>
+                <w:sz w:val="24"/>
+                <w:szCs w:val="24"/>
                 <w:color w:val="000000"/>
               </w:rPr>
             </w:pPr>
@@ -400,8 +400,8 @@
                 <w:b w:val="true"/>
                 <w:u w:val="none"/>
                 <w:strike w:val="false"/>
-                <w:sz w:val="16"/>
-                <w:szCs w:val="16"/>
+                <w:sz w:val="24"/>
+                <w:szCs w:val="24"/>
                 <w:color w:val="000000"/>
               </w:rPr>
               <w:t xml:space="preserve">Kappa de Fleiss (tres)</w:t>
@@ -412,7 +412,7 @@
       <w:tr>
         <w:trPr>
           <w:cantSplit/>
-          <w:trHeight w:val="312" w:hRule="auto"/>
+          <w:trHeight w:val="552" w:hRule="auto"/>
         </w:trPr>
         <w:tc>
           <w:tcPr>
@@ -449,20 +449,20 @@
                 <w:b w:val="false"/>
                 <w:u w:val="none"/>
                 <w:strike w:val="false"/>
-                <w:sz w:val="16"/>
-                <w:szCs w:val="16"/>
-                <w:color w:val="000000"/>
-              </w:rPr>
-            </w:pPr>
-            <w:r>
-              <w:rPr>
-                <w:rFonts w:ascii="Times New Roman" w:hAnsi="Times New Roman" w:eastAsia="Times New Roman" w:cs="Times New Roman"/>
-                <w:i w:val="false"/>
-                <w:b w:val="false"/>
-                <w:u w:val="none"/>
-                <w:strike w:val="false"/>
-                <w:sz w:val="16"/>
-                <w:szCs w:val="16"/>
+                <w:sz w:val="24"/>
+                <w:szCs w:val="24"/>
+                <w:color w:val="000000"/>
+              </w:rPr>
+            </w:pPr>
+            <w:r>
+              <w:rPr>
+                <w:rFonts w:ascii="Times New Roman" w:hAnsi="Times New Roman" w:eastAsia="Times New Roman" w:cs="Times New Roman"/>
+                <w:i w:val="false"/>
+                <w:b w:val="false"/>
+                <w:u w:val="none"/>
+                <w:strike w:val="false"/>
+                <w:sz w:val="24"/>
+                <w:szCs w:val="24"/>
                 <w:color w:val="000000"/>
               </w:rPr>
               <w:t xml:space="preserve">Previsión como mercado, negocio e incentivos</w:t>
@@ -504,20 +504,20 @@
                 <w:b w:val="false"/>
                 <w:u w:val="none"/>
                 <w:strike w:val="false"/>
-                <w:sz w:val="16"/>
-                <w:szCs w:val="16"/>
-                <w:color w:val="000000"/>
-              </w:rPr>
-            </w:pPr>
-            <w:r>
-              <w:rPr>
-                <w:rFonts w:ascii="Times New Roman" w:hAnsi="Times New Roman" w:eastAsia="Times New Roman" w:cs="Times New Roman"/>
-                <w:i w:val="false"/>
-                <w:b w:val="false"/>
-                <w:u w:val="none"/>
-                <w:strike w:val="false"/>
-                <w:sz w:val="16"/>
-                <w:szCs w:val="16"/>
+                <w:sz w:val="24"/>
+                <w:szCs w:val="24"/>
+                <w:color w:val="000000"/>
+              </w:rPr>
+            </w:pPr>
+            <w:r>
+              <w:rPr>
+                <w:rFonts w:ascii="Times New Roman" w:hAnsi="Times New Roman" w:eastAsia="Times New Roman" w:cs="Times New Roman"/>
+                <w:i w:val="false"/>
+                <w:b w:val="false"/>
+                <w:u w:val="none"/>
+                <w:strike w:val="false"/>
+                <w:sz w:val="24"/>
+                <w:szCs w:val="24"/>
                 <w:color w:val="000000"/>
               </w:rPr>
               <w:t xml:space="preserve">0,807</w:t>
@@ -559,20 +559,20 @@
                 <w:b w:val="false"/>
                 <w:u w:val="none"/>
                 <w:strike w:val="false"/>
-                <w:sz w:val="16"/>
-                <w:szCs w:val="16"/>
-                <w:color w:val="000000"/>
-              </w:rPr>
-            </w:pPr>
-            <w:r>
-              <w:rPr>
-                <w:rFonts w:ascii="Times New Roman" w:hAnsi="Times New Roman" w:eastAsia="Times New Roman" w:cs="Times New Roman"/>
-                <w:i w:val="false"/>
-                <w:b w:val="false"/>
-                <w:u w:val="none"/>
-                <w:strike w:val="false"/>
-                <w:sz w:val="16"/>
-                <w:szCs w:val="16"/>
+                <w:sz w:val="24"/>
+                <w:szCs w:val="24"/>
+                <w:color w:val="000000"/>
+              </w:rPr>
+            </w:pPr>
+            <w:r>
+              <w:rPr>
+                <w:rFonts w:ascii="Times New Roman" w:hAnsi="Times New Roman" w:eastAsia="Times New Roman" w:cs="Times New Roman"/>
+                <w:i w:val="false"/>
+                <w:b w:val="false"/>
+                <w:u w:val="none"/>
+                <w:strike w:val="false"/>
+                <w:sz w:val="24"/>
+                <w:szCs w:val="24"/>
                 <w:color w:val="000000"/>
               </w:rPr>
               <w:t xml:space="preserve">0,708</w:t>
@@ -614,20 +614,20 @@
                 <w:b w:val="false"/>
                 <w:u w:val="none"/>
                 <w:strike w:val="false"/>
-                <w:sz w:val="16"/>
-                <w:szCs w:val="16"/>
-                <w:color w:val="000000"/>
-              </w:rPr>
-            </w:pPr>
-            <w:r>
-              <w:rPr>
-                <w:rFonts w:ascii="Times New Roman" w:hAnsi="Times New Roman" w:eastAsia="Times New Roman" w:cs="Times New Roman"/>
-                <w:i w:val="false"/>
-                <w:b w:val="false"/>
-                <w:u w:val="none"/>
-                <w:strike w:val="false"/>
-                <w:sz w:val="16"/>
-                <w:szCs w:val="16"/>
+                <w:sz w:val="24"/>
+                <w:szCs w:val="24"/>
+                <w:color w:val="000000"/>
+              </w:rPr>
+            </w:pPr>
+            <w:r>
+              <w:rPr>
+                <w:rFonts w:ascii="Times New Roman" w:hAnsi="Times New Roman" w:eastAsia="Times New Roman" w:cs="Times New Roman"/>
+                <w:i w:val="false"/>
+                <w:b w:val="false"/>
+                <w:u w:val="none"/>
+                <w:strike w:val="false"/>
+                <w:sz w:val="24"/>
+                <w:szCs w:val="24"/>
                 <w:color w:val="000000"/>
               </w:rPr>
               <w:t xml:space="preserve">0,884</w:t>
@@ -669,20 +669,20 @@
                 <w:b w:val="false"/>
                 <w:u w:val="none"/>
                 <w:strike w:val="false"/>
-                <w:sz w:val="16"/>
-                <w:szCs w:val="16"/>
-                <w:color w:val="000000"/>
-              </w:rPr>
-            </w:pPr>
-            <w:r>
-              <w:rPr>
-                <w:rFonts w:ascii="Times New Roman" w:hAnsi="Times New Roman" w:eastAsia="Times New Roman" w:cs="Times New Roman"/>
-                <w:i w:val="false"/>
-                <w:b w:val="false"/>
-                <w:u w:val="none"/>
-                <w:strike w:val="false"/>
-                <w:sz w:val="16"/>
-                <w:szCs w:val="16"/>
+                <w:sz w:val="24"/>
+                <w:szCs w:val="24"/>
+                <w:color w:val="000000"/>
+              </w:rPr>
+            </w:pPr>
+            <w:r>
+              <w:rPr>
+                <w:rFonts w:ascii="Times New Roman" w:hAnsi="Times New Roman" w:eastAsia="Times New Roman" w:cs="Times New Roman"/>
+                <w:i w:val="false"/>
+                <w:b w:val="false"/>
+                <w:u w:val="none"/>
+                <w:strike w:val="false"/>
+                <w:sz w:val="24"/>
+                <w:szCs w:val="24"/>
                 <w:color w:val="000000"/>
               </w:rPr>
               <w:t xml:space="preserve">0,704</w:t>
@@ -724,20 +724,20 @@
                 <w:b w:val="false"/>
                 <w:u w:val="none"/>
                 <w:strike w:val="false"/>
-                <w:sz w:val="16"/>
-                <w:szCs w:val="16"/>
-                <w:color w:val="000000"/>
-              </w:rPr>
-            </w:pPr>
-            <w:r>
-              <w:rPr>
-                <w:rFonts w:ascii="Times New Roman" w:hAnsi="Times New Roman" w:eastAsia="Times New Roman" w:cs="Times New Roman"/>
-                <w:i w:val="false"/>
-                <w:b w:val="false"/>
-                <w:u w:val="none"/>
-                <w:strike w:val="false"/>
-                <w:sz w:val="16"/>
-                <w:szCs w:val="16"/>
+                <w:sz w:val="24"/>
+                <w:szCs w:val="24"/>
+                <w:color w:val="000000"/>
+              </w:rPr>
+            </w:pPr>
+            <w:r>
+              <w:rPr>
+                <w:rFonts w:ascii="Times New Roman" w:hAnsi="Times New Roman" w:eastAsia="Times New Roman" w:cs="Times New Roman"/>
+                <w:i w:val="false"/>
+                <w:b w:val="false"/>
+                <w:u w:val="none"/>
+                <w:strike w:val="false"/>
+                <w:sz w:val="24"/>
+                <w:szCs w:val="24"/>
                 <w:color w:val="000000"/>
               </w:rPr>
               <w:t xml:space="preserve">0,755</w:t>
@@ -748,7 +748,7 @@
       <w:tr>
         <w:trPr>
           <w:cantSplit/>
-          <w:trHeight w:val="312" w:hRule="auto"/>
+          <w:trHeight w:val="552" w:hRule="auto"/>
         </w:trPr>
         <w:tc>
           <w:tcPr>
@@ -785,20 +785,20 @@
                 <w:b w:val="false"/>
                 <w:u w:val="none"/>
                 <w:strike w:val="false"/>
-                <w:sz w:val="16"/>
-                <w:szCs w:val="16"/>
-                <w:color w:val="000000"/>
-              </w:rPr>
-            </w:pPr>
-            <w:r>
-              <w:rPr>
-                <w:rFonts w:ascii="Times New Roman" w:hAnsi="Times New Roman" w:eastAsia="Times New Roman" w:cs="Times New Roman"/>
-                <w:i w:val="false"/>
-                <w:b w:val="false"/>
-                <w:u w:val="none"/>
-                <w:strike w:val="false"/>
-                <w:sz w:val="16"/>
-                <w:szCs w:val="16"/>
+                <w:sz w:val="24"/>
+                <w:szCs w:val="24"/>
+                <w:color w:val="000000"/>
+              </w:rPr>
+            </w:pPr>
+            <w:r>
+              <w:rPr>
+                <w:rFonts w:ascii="Times New Roman" w:hAnsi="Times New Roman" w:eastAsia="Times New Roman" w:cs="Times New Roman"/>
+                <w:i w:val="false"/>
+                <w:b w:val="false"/>
+                <w:u w:val="none"/>
+                <w:strike w:val="false"/>
+                <w:sz w:val="24"/>
+                <w:szCs w:val="24"/>
                 <w:color w:val="000000"/>
               </w:rPr>
               <w:t xml:space="preserve">Necesidad material</w:t>
@@ -840,20 +840,20 @@
                 <w:b w:val="false"/>
                 <w:u w:val="none"/>
                 <w:strike w:val="false"/>
-                <w:sz w:val="16"/>
-                <w:szCs w:val="16"/>
-                <w:color w:val="000000"/>
-              </w:rPr>
-            </w:pPr>
-            <w:r>
-              <w:rPr>
-                <w:rFonts w:ascii="Times New Roman" w:hAnsi="Times New Roman" w:eastAsia="Times New Roman" w:cs="Times New Roman"/>
-                <w:i w:val="false"/>
-                <w:b w:val="false"/>
-                <w:u w:val="none"/>
-                <w:strike w:val="false"/>
-                <w:sz w:val="16"/>
-                <w:szCs w:val="16"/>
+                <w:sz w:val="24"/>
+                <w:szCs w:val="24"/>
+                <w:color w:val="000000"/>
+              </w:rPr>
+            </w:pPr>
+            <w:r>
+              <w:rPr>
+                <w:rFonts w:ascii="Times New Roman" w:hAnsi="Times New Roman" w:eastAsia="Times New Roman" w:cs="Times New Roman"/>
+                <w:i w:val="false"/>
+                <w:b w:val="false"/>
+                <w:u w:val="none"/>
+                <w:strike w:val="false"/>
+                <w:sz w:val="24"/>
+                <w:szCs w:val="24"/>
                 <w:color w:val="000000"/>
               </w:rPr>
               <w:t xml:space="preserve">0,600</w:t>
@@ -895,20 +895,20 @@
                 <w:b w:val="false"/>
                 <w:u w:val="none"/>
                 <w:strike w:val="false"/>
-                <w:sz w:val="16"/>
-                <w:szCs w:val="16"/>
-                <w:color w:val="000000"/>
-              </w:rPr>
-            </w:pPr>
-            <w:r>
-              <w:rPr>
-                <w:rFonts w:ascii="Times New Roman" w:hAnsi="Times New Roman" w:eastAsia="Times New Roman" w:cs="Times New Roman"/>
-                <w:i w:val="false"/>
-                <w:b w:val="false"/>
-                <w:u w:val="none"/>
-                <w:strike w:val="false"/>
-                <w:sz w:val="16"/>
-                <w:szCs w:val="16"/>
+                <w:sz w:val="24"/>
+                <w:szCs w:val="24"/>
+                <w:color w:val="000000"/>
+              </w:rPr>
+            </w:pPr>
+            <w:r>
+              <w:rPr>
+                <w:rFonts w:ascii="Times New Roman" w:hAnsi="Times New Roman" w:eastAsia="Times New Roman" w:cs="Times New Roman"/>
+                <w:i w:val="false"/>
+                <w:b w:val="false"/>
+                <w:u w:val="none"/>
+                <w:strike w:val="false"/>
+                <w:sz w:val="24"/>
+                <w:szCs w:val="24"/>
                 <w:color w:val="000000"/>
               </w:rPr>
               <w:t xml:space="preserve">0,894</w:t>
@@ -950,20 +950,20 @@
                 <w:b w:val="false"/>
                 <w:u w:val="none"/>
                 <w:strike w:val="false"/>
-                <w:sz w:val="16"/>
-                <w:szCs w:val="16"/>
-                <w:color w:val="000000"/>
-              </w:rPr>
-            </w:pPr>
-            <w:r>
-              <w:rPr>
-                <w:rFonts w:ascii="Times New Roman" w:hAnsi="Times New Roman" w:eastAsia="Times New Roman" w:cs="Times New Roman"/>
-                <w:i w:val="false"/>
-                <w:b w:val="false"/>
-                <w:u w:val="none"/>
-                <w:strike w:val="false"/>
-                <w:sz w:val="16"/>
-                <w:szCs w:val="16"/>
+                <w:sz w:val="24"/>
+                <w:szCs w:val="24"/>
+                <w:color w:val="000000"/>
+              </w:rPr>
+            </w:pPr>
+            <w:r>
+              <w:rPr>
+                <w:rFonts w:ascii="Times New Roman" w:hAnsi="Times New Roman" w:eastAsia="Times New Roman" w:cs="Times New Roman"/>
+                <w:i w:val="false"/>
+                <w:b w:val="false"/>
+                <w:u w:val="none"/>
+                <w:strike w:val="false"/>
+                <w:sz w:val="24"/>
+                <w:szCs w:val="24"/>
                 <w:color w:val="000000"/>
               </w:rPr>
               <w:t xml:space="preserve">0,874</w:t>
@@ -1005,20 +1005,20 @@
                 <w:b w:val="false"/>
                 <w:u w:val="none"/>
                 <w:strike w:val="false"/>
-                <w:sz w:val="16"/>
-                <w:szCs w:val="16"/>
-                <w:color w:val="000000"/>
-              </w:rPr>
-            </w:pPr>
-            <w:r>
-              <w:rPr>
-                <w:rFonts w:ascii="Times New Roman" w:hAnsi="Times New Roman" w:eastAsia="Times New Roman" w:cs="Times New Roman"/>
-                <w:i w:val="false"/>
-                <w:b w:val="false"/>
-                <w:u w:val="none"/>
-                <w:strike w:val="false"/>
-                <w:sz w:val="16"/>
-                <w:szCs w:val="16"/>
+                <w:sz w:val="24"/>
+                <w:szCs w:val="24"/>
+                <w:color w:val="000000"/>
+              </w:rPr>
+            </w:pPr>
+            <w:r>
+              <w:rPr>
+                <w:rFonts w:ascii="Times New Roman" w:hAnsi="Times New Roman" w:eastAsia="Times New Roman" w:cs="Times New Roman"/>
+                <w:i w:val="false"/>
+                <w:b w:val="false"/>
+                <w:u w:val="none"/>
+                <w:strike w:val="false"/>
+                <w:sz w:val="24"/>
+                <w:szCs w:val="24"/>
                 <w:color w:val="000000"/>
               </w:rPr>
               <w:t xml:space="preserve">0,666</w:t>
@@ -1060,20 +1060,20 @@
                 <w:b w:val="false"/>
                 <w:u w:val="none"/>
                 <w:strike w:val="false"/>
-                <w:sz w:val="16"/>
-                <w:szCs w:val="16"/>
-                <w:color w:val="000000"/>
-              </w:rPr>
-            </w:pPr>
-            <w:r>
-              <w:rPr>
-                <w:rFonts w:ascii="Times New Roman" w:hAnsi="Times New Roman" w:eastAsia="Times New Roman" w:cs="Times New Roman"/>
-                <w:i w:val="false"/>
-                <w:b w:val="false"/>
-                <w:u w:val="none"/>
-                <w:strike w:val="false"/>
-                <w:sz w:val="16"/>
-                <w:szCs w:val="16"/>
+                <w:sz w:val="24"/>
+                <w:szCs w:val="24"/>
+                <w:color w:val="000000"/>
+              </w:rPr>
+            </w:pPr>
+            <w:r>
+              <w:rPr>
+                <w:rFonts w:ascii="Times New Roman" w:hAnsi="Times New Roman" w:eastAsia="Times New Roman" w:cs="Times New Roman"/>
+                <w:i w:val="false"/>
+                <w:b w:val="false"/>
+                <w:u w:val="none"/>
+                <w:strike w:val="false"/>
+                <w:sz w:val="24"/>
+                <w:szCs w:val="24"/>
                 <w:color w:val="000000"/>
               </w:rPr>
               <w:t xml:space="preserve">0,696</w:t>
@@ -1084,7 +1084,7 @@
       <w:tr>
         <w:trPr>
           <w:cantSplit/>
-          <w:trHeight w:val="312" w:hRule="auto"/>
+          <w:trHeight w:val="552" w:hRule="auto"/>
         </w:trPr>
         <w:tc>
           <w:tcPr>
@@ -1121,20 +1121,20 @@
                 <w:b w:val="false"/>
                 <w:u w:val="none"/>
                 <w:strike w:val="false"/>
-                <w:sz w:val="16"/>
-                <w:szCs w:val="16"/>
-                <w:color w:val="000000"/>
-              </w:rPr>
-            </w:pPr>
-            <w:r>
-              <w:rPr>
-                <w:rFonts w:ascii="Times New Roman" w:hAnsi="Times New Roman" w:eastAsia="Times New Roman" w:cs="Times New Roman"/>
-                <w:i w:val="false"/>
-                <w:b w:val="false"/>
-                <w:u w:val="none"/>
-                <w:strike w:val="false"/>
-                <w:sz w:val="16"/>
-                <w:szCs w:val="16"/>
+                <w:sz w:val="24"/>
+                <w:szCs w:val="24"/>
+                <w:color w:val="000000"/>
+              </w:rPr>
+            </w:pPr>
+            <w:r>
+              <w:rPr>
+                <w:rFonts w:ascii="Times New Roman" w:hAnsi="Times New Roman" w:eastAsia="Times New Roman" w:cs="Times New Roman"/>
+                <w:i w:val="false"/>
+                <w:b w:val="false"/>
+                <w:u w:val="none"/>
+                <w:strike w:val="false"/>
+                <w:sz w:val="24"/>
+                <w:szCs w:val="24"/>
                 <w:color w:val="000000"/>
               </w:rPr>
               <w:t xml:space="preserve">Acuerdos y moderación democrática</w:t>
@@ -1176,20 +1176,20 @@
                 <w:b w:val="false"/>
                 <w:u w:val="none"/>
                 <w:strike w:val="false"/>
-                <w:sz w:val="16"/>
-                <w:szCs w:val="16"/>
-                <w:color w:val="000000"/>
-              </w:rPr>
-            </w:pPr>
-            <w:r>
-              <w:rPr>
-                <w:rFonts w:ascii="Times New Roman" w:hAnsi="Times New Roman" w:eastAsia="Times New Roman" w:cs="Times New Roman"/>
-                <w:i w:val="false"/>
-                <w:b w:val="false"/>
-                <w:u w:val="none"/>
-                <w:strike w:val="false"/>
-                <w:sz w:val="16"/>
-                <w:szCs w:val="16"/>
+                <w:sz w:val="24"/>
+                <w:szCs w:val="24"/>
+                <w:color w:val="000000"/>
+              </w:rPr>
+            </w:pPr>
+            <w:r>
+              <w:rPr>
+                <w:rFonts w:ascii="Times New Roman" w:hAnsi="Times New Roman" w:eastAsia="Times New Roman" w:cs="Times New Roman"/>
+                <w:i w:val="false"/>
+                <w:b w:val="false"/>
+                <w:u w:val="none"/>
+                <w:strike w:val="false"/>
+                <w:sz w:val="24"/>
+                <w:szCs w:val="24"/>
                 <w:color w:val="000000"/>
               </w:rPr>
               <w:t xml:space="preserve">0,761</w:t>
@@ -1231,20 +1231,20 @@
                 <w:b w:val="false"/>
                 <w:u w:val="none"/>
                 <w:strike w:val="false"/>
-                <w:sz w:val="16"/>
-                <w:szCs w:val="16"/>
-                <w:color w:val="000000"/>
-              </w:rPr>
-            </w:pPr>
-            <w:r>
-              <w:rPr>
-                <w:rFonts w:ascii="Times New Roman" w:hAnsi="Times New Roman" w:eastAsia="Times New Roman" w:cs="Times New Roman"/>
-                <w:i w:val="false"/>
-                <w:b w:val="false"/>
-                <w:u w:val="none"/>
-                <w:strike w:val="false"/>
-                <w:sz w:val="16"/>
-                <w:szCs w:val="16"/>
+                <w:sz w:val="24"/>
+                <w:szCs w:val="24"/>
+                <w:color w:val="000000"/>
+              </w:rPr>
+            </w:pPr>
+            <w:r>
+              <w:rPr>
+                <w:rFonts w:ascii="Times New Roman" w:hAnsi="Times New Roman" w:eastAsia="Times New Roman" w:cs="Times New Roman"/>
+                <w:i w:val="false"/>
+                <w:b w:val="false"/>
+                <w:u w:val="none"/>
+                <w:strike w:val="false"/>
+                <w:sz w:val="24"/>
+                <w:szCs w:val="24"/>
                 <w:color w:val="000000"/>
               </w:rPr>
               <w:t xml:space="preserve">0,778</w:t>
@@ -1286,20 +1286,20 @@
                 <w:b w:val="false"/>
                 <w:u w:val="none"/>
                 <w:strike w:val="false"/>
-                <w:sz w:val="16"/>
-                <w:szCs w:val="16"/>
-                <w:color w:val="000000"/>
-              </w:rPr>
-            </w:pPr>
-            <w:r>
-              <w:rPr>
-                <w:rFonts w:ascii="Times New Roman" w:hAnsi="Times New Roman" w:eastAsia="Times New Roman" w:cs="Times New Roman"/>
-                <w:i w:val="false"/>
-                <w:b w:val="false"/>
-                <w:u w:val="none"/>
-                <w:strike w:val="false"/>
-                <w:sz w:val="16"/>
-                <w:szCs w:val="16"/>
+                <w:sz w:val="24"/>
+                <w:szCs w:val="24"/>
+                <w:color w:val="000000"/>
+              </w:rPr>
+            </w:pPr>
+            <w:r>
+              <w:rPr>
+                <w:rFonts w:ascii="Times New Roman" w:hAnsi="Times New Roman" w:eastAsia="Times New Roman" w:cs="Times New Roman"/>
+                <w:i w:val="false"/>
+                <w:b w:val="false"/>
+                <w:u w:val="none"/>
+                <w:strike w:val="false"/>
+                <w:sz w:val="24"/>
+                <w:szCs w:val="24"/>
                 <w:color w:val="000000"/>
               </w:rPr>
               <w:t xml:space="preserve">0,925</w:t>
@@ -1341,20 +1341,20 @@
                 <w:b w:val="false"/>
                 <w:u w:val="none"/>
                 <w:strike w:val="false"/>
-                <w:sz w:val="16"/>
-                <w:szCs w:val="16"/>
-                <w:color w:val="000000"/>
-              </w:rPr>
-            </w:pPr>
-            <w:r>
-              <w:rPr>
-                <w:rFonts w:ascii="Times New Roman" w:hAnsi="Times New Roman" w:eastAsia="Times New Roman" w:cs="Times New Roman"/>
-                <w:i w:val="false"/>
-                <w:b w:val="false"/>
-                <w:u w:val="none"/>
-                <w:strike w:val="false"/>
-                <w:sz w:val="16"/>
-                <w:szCs w:val="16"/>
+                <w:sz w:val="24"/>
+                <w:szCs w:val="24"/>
+                <w:color w:val="000000"/>
+              </w:rPr>
+            </w:pPr>
+            <w:r>
+              <w:rPr>
+                <w:rFonts w:ascii="Times New Roman" w:hAnsi="Times New Roman" w:eastAsia="Times New Roman" w:cs="Times New Roman"/>
+                <w:i w:val="false"/>
+                <w:b w:val="false"/>
+                <w:u w:val="none"/>
+                <w:strike w:val="false"/>
+                <w:sz w:val="24"/>
+                <w:szCs w:val="24"/>
                 <w:color w:val="000000"/>
               </w:rPr>
               <w:t xml:space="preserve">0,736</w:t>
@@ -1396,20 +1396,20 @@
                 <w:b w:val="false"/>
                 <w:u w:val="none"/>
                 <w:strike w:val="false"/>
-                <w:sz w:val="16"/>
-                <w:szCs w:val="16"/>
-                <w:color w:val="000000"/>
-              </w:rPr>
-            </w:pPr>
-            <w:r>
-              <w:rPr>
-                <w:rFonts w:ascii="Times New Roman" w:hAnsi="Times New Roman" w:eastAsia="Times New Roman" w:cs="Times New Roman"/>
-                <w:i w:val="false"/>
-                <w:b w:val="false"/>
-                <w:u w:val="none"/>
-                <w:strike w:val="false"/>
-                <w:sz w:val="16"/>
-                <w:szCs w:val="16"/>
+                <w:sz w:val="24"/>
+                <w:szCs w:val="24"/>
+                <w:color w:val="000000"/>
+              </w:rPr>
+            </w:pPr>
+            <w:r>
+              <w:rPr>
+                <w:rFonts w:ascii="Times New Roman" w:hAnsi="Times New Roman" w:eastAsia="Times New Roman" w:cs="Times New Roman"/>
+                <w:i w:val="false"/>
+                <w:b w:val="false"/>
+                <w:u w:val="none"/>
+                <w:strike w:val="false"/>
+                <w:sz w:val="24"/>
+                <w:szCs w:val="24"/>
                 <w:color w:val="000000"/>
               </w:rPr>
               <w:t xml:space="preserve">0,761</w:t>
@@ -1420,7 +1420,7 @@
       <w:tr>
         <w:trPr>
           <w:cantSplit/>
-          <w:trHeight w:val="312" w:hRule="auto"/>
+          <w:trHeight w:val="552" w:hRule="auto"/>
         </w:trPr>
         <w:tc>
           <w:tcPr>
@@ -1457,20 +1457,20 @@
                 <w:b w:val="false"/>
                 <w:u w:val="none"/>
                 <w:strike w:val="false"/>
-                <w:sz w:val="16"/>
-                <w:szCs w:val="16"/>
-                <w:color w:val="000000"/>
-              </w:rPr>
-            </w:pPr>
-            <w:r>
-              <w:rPr>
-                <w:rFonts w:ascii="Times New Roman" w:hAnsi="Times New Roman" w:eastAsia="Times New Roman" w:cs="Times New Roman"/>
-                <w:i w:val="false"/>
-                <w:b w:val="false"/>
-                <w:u w:val="none"/>
-                <w:strike w:val="false"/>
-                <w:sz w:val="16"/>
-                <w:szCs w:val="16"/>
+                <w:sz w:val="24"/>
+                <w:szCs w:val="24"/>
+                <w:color w:val="000000"/>
+              </w:rPr>
+            </w:pPr>
+            <w:r>
+              <w:rPr>
+                <w:rFonts w:ascii="Times New Roman" w:hAnsi="Times New Roman" w:eastAsia="Times New Roman" w:cs="Times New Roman"/>
+                <w:i w:val="false"/>
+                <w:b w:val="false"/>
+                <w:u w:val="none"/>
+                <w:strike w:val="false"/>
+                <w:sz w:val="24"/>
+                <w:szCs w:val="24"/>
                 <w:color w:val="000000"/>
               </w:rPr>
               <w:t xml:space="preserve">Capitalización individual como regla de autofinanciamiento</w:t>
@@ -1512,20 +1512,20 @@
                 <w:b w:val="false"/>
                 <w:u w:val="none"/>
                 <w:strike w:val="false"/>
-                <w:sz w:val="16"/>
-                <w:szCs w:val="16"/>
-                <w:color w:val="000000"/>
-              </w:rPr>
-            </w:pPr>
-            <w:r>
-              <w:rPr>
-                <w:rFonts w:ascii="Times New Roman" w:hAnsi="Times New Roman" w:eastAsia="Times New Roman" w:cs="Times New Roman"/>
-                <w:i w:val="false"/>
-                <w:b w:val="false"/>
-                <w:u w:val="none"/>
-                <w:strike w:val="false"/>
-                <w:sz w:val="16"/>
-                <w:szCs w:val="16"/>
+                <w:sz w:val="24"/>
+                <w:szCs w:val="24"/>
+                <w:color w:val="000000"/>
+              </w:rPr>
+            </w:pPr>
+            <w:r>
+              <w:rPr>
+                <w:rFonts w:ascii="Times New Roman" w:hAnsi="Times New Roman" w:eastAsia="Times New Roman" w:cs="Times New Roman"/>
+                <w:i w:val="false"/>
+                <w:b w:val="false"/>
+                <w:u w:val="none"/>
+                <w:strike w:val="false"/>
+                <w:sz w:val="24"/>
+                <w:szCs w:val="24"/>
                 <w:color w:val="000000"/>
               </w:rPr>
               <w:t xml:space="preserve">0,929</w:t>
@@ -1567,20 +1567,20 @@
                 <w:b w:val="false"/>
                 <w:u w:val="none"/>
                 <w:strike w:val="false"/>
-                <w:sz w:val="16"/>
-                <w:szCs w:val="16"/>
-                <w:color w:val="000000"/>
-              </w:rPr>
-            </w:pPr>
-            <w:r>
-              <w:rPr>
-                <w:rFonts w:ascii="Times New Roman" w:hAnsi="Times New Roman" w:eastAsia="Times New Roman" w:cs="Times New Roman"/>
-                <w:i w:val="false"/>
-                <w:b w:val="false"/>
-                <w:u w:val="none"/>
-                <w:strike w:val="false"/>
-                <w:sz w:val="16"/>
-                <w:szCs w:val="16"/>
+                <w:sz w:val="24"/>
+                <w:szCs w:val="24"/>
+                <w:color w:val="000000"/>
+              </w:rPr>
+            </w:pPr>
+            <w:r>
+              <w:rPr>
+                <w:rFonts w:ascii="Times New Roman" w:hAnsi="Times New Roman" w:eastAsia="Times New Roman" w:cs="Times New Roman"/>
+                <w:i w:val="false"/>
+                <w:b w:val="false"/>
+                <w:u w:val="none"/>
+                <w:strike w:val="false"/>
+                <w:sz w:val="24"/>
+                <w:szCs w:val="24"/>
                 <w:color w:val="000000"/>
               </w:rPr>
               <w:t xml:space="preserve">0,619</w:t>
@@ -1622,20 +1622,20 @@
                 <w:b w:val="false"/>
                 <w:u w:val="none"/>
                 <w:strike w:val="false"/>
-                <w:sz w:val="16"/>
-                <w:szCs w:val="16"/>
-                <w:color w:val="000000"/>
-              </w:rPr>
-            </w:pPr>
-            <w:r>
-              <w:rPr>
-                <w:rFonts w:ascii="Times New Roman" w:hAnsi="Times New Roman" w:eastAsia="Times New Roman" w:cs="Times New Roman"/>
-                <w:i w:val="false"/>
-                <w:b w:val="false"/>
-                <w:u w:val="none"/>
-                <w:strike w:val="false"/>
-                <w:sz w:val="16"/>
-                <w:szCs w:val="16"/>
+                <w:sz w:val="24"/>
+                <w:szCs w:val="24"/>
+                <w:color w:val="000000"/>
+              </w:rPr>
+            </w:pPr>
+            <w:r>
+              <w:rPr>
+                <w:rFonts w:ascii="Times New Roman" w:hAnsi="Times New Roman" w:eastAsia="Times New Roman" w:cs="Times New Roman"/>
+                <w:i w:val="false"/>
+                <w:b w:val="false"/>
+                <w:u w:val="none"/>
+                <w:strike w:val="false"/>
+                <w:sz w:val="24"/>
+                <w:szCs w:val="24"/>
                 <w:color w:val="000000"/>
               </w:rPr>
               <w:t xml:space="preserve">0,939</w:t>
@@ -1677,20 +1677,20 @@
                 <w:b w:val="false"/>
                 <w:u w:val="none"/>
                 <w:strike w:val="false"/>
-                <w:sz w:val="16"/>
-                <w:szCs w:val="16"/>
-                <w:color w:val="000000"/>
-              </w:rPr>
-            </w:pPr>
-            <w:r>
-              <w:rPr>
-                <w:rFonts w:ascii="Times New Roman" w:hAnsi="Times New Roman" w:eastAsia="Times New Roman" w:cs="Times New Roman"/>
-                <w:i w:val="false"/>
-                <w:b w:val="false"/>
-                <w:u w:val="none"/>
-                <w:strike w:val="false"/>
-                <w:sz w:val="16"/>
-                <w:szCs w:val="16"/>
+                <w:sz w:val="24"/>
+                <w:szCs w:val="24"/>
+                <w:color w:val="000000"/>
+              </w:rPr>
+            </w:pPr>
+            <w:r>
+              <w:rPr>
+                <w:rFonts w:ascii="Times New Roman" w:hAnsi="Times New Roman" w:eastAsia="Times New Roman" w:cs="Times New Roman"/>
+                <w:i w:val="false"/>
+                <w:b w:val="false"/>
+                <w:u w:val="none"/>
+                <w:strike w:val="false"/>
+                <w:sz w:val="24"/>
+                <w:szCs w:val="24"/>
                 <w:color w:val="000000"/>
               </w:rPr>
               <w:t xml:space="preserve">0,716</w:t>
@@ -1732,20 +1732,20 @@
                 <w:b w:val="false"/>
                 <w:u w:val="none"/>
                 <w:strike w:val="false"/>
-                <w:sz w:val="16"/>
-                <w:szCs w:val="16"/>
-                <w:color w:val="000000"/>
-              </w:rPr>
-            </w:pPr>
-            <w:r>
-              <w:rPr>
-                <w:rFonts w:ascii="Times New Roman" w:hAnsi="Times New Roman" w:eastAsia="Times New Roman" w:cs="Times New Roman"/>
-                <w:i w:val="false"/>
-                <w:b w:val="false"/>
-                <w:u w:val="none"/>
-                <w:strike w:val="false"/>
-                <w:sz w:val="16"/>
-                <w:szCs w:val="16"/>
+                <w:sz w:val="24"/>
+                <w:szCs w:val="24"/>
+                <w:color w:val="000000"/>
+              </w:rPr>
+            </w:pPr>
+            <w:r>
+              <w:rPr>
+                <w:rFonts w:ascii="Times New Roman" w:hAnsi="Times New Roman" w:eastAsia="Times New Roman" w:cs="Times New Roman"/>
+                <w:i w:val="false"/>
+                <w:b w:val="false"/>
+                <w:u w:val="none"/>
+                <w:strike w:val="false"/>
+                <w:sz w:val="24"/>
+                <w:szCs w:val="24"/>
                 <w:color w:val="000000"/>
               </w:rPr>
               <w:t xml:space="preserve">0,681</w:t>
@@ -1756,7 +1756,7 @@
       <w:tr>
         <w:trPr>
           <w:cantSplit/>
-          <w:trHeight w:val="312" w:hRule="auto"/>
+          <w:trHeight w:val="552" w:hRule="auto"/>
         </w:trPr>
         <w:tc>
           <w:tcPr>
@@ -1793,20 +1793,20 @@
                 <w:b w:val="false"/>
                 <w:u w:val="none"/>
                 <w:strike w:val="false"/>
-                <w:sz w:val="16"/>
-                <w:szCs w:val="16"/>
-                <w:color w:val="000000"/>
-              </w:rPr>
-            </w:pPr>
-            <w:r>
-              <w:rPr>
-                <w:rFonts w:ascii="Times New Roman" w:hAnsi="Times New Roman" w:eastAsia="Times New Roman" w:cs="Times New Roman"/>
-                <w:i w:val="false"/>
-                <w:b w:val="false"/>
-                <w:u w:val="none"/>
-                <w:strike w:val="false"/>
-                <w:sz w:val="16"/>
-                <w:szCs w:val="16"/>
+                <w:sz w:val="24"/>
+                <w:szCs w:val="24"/>
+                <w:color w:val="000000"/>
+              </w:rPr>
+            </w:pPr>
+            <w:r>
+              <w:rPr>
+                <w:rFonts w:ascii="Times New Roman" w:hAnsi="Times New Roman" w:eastAsia="Times New Roman" w:cs="Times New Roman"/>
+                <w:i w:val="false"/>
+                <w:b w:val="false"/>
+                <w:u w:val="none"/>
+                <w:strike w:val="false"/>
+                <w:sz w:val="24"/>
+                <w:szCs w:val="24"/>
                 <w:color w:val="000000"/>
               </w:rPr>
               <w:t xml:space="preserve">Reciprocidad contributiva</w:t>
@@ -1848,20 +1848,20 @@
                 <w:b w:val="false"/>
                 <w:u w:val="none"/>
                 <w:strike w:val="false"/>
-                <w:sz w:val="16"/>
-                <w:szCs w:val="16"/>
-                <w:color w:val="000000"/>
-              </w:rPr>
-            </w:pPr>
-            <w:r>
-              <w:rPr>
-                <w:rFonts w:ascii="Times New Roman" w:hAnsi="Times New Roman" w:eastAsia="Times New Roman" w:cs="Times New Roman"/>
-                <w:i w:val="false"/>
-                <w:b w:val="false"/>
-                <w:u w:val="none"/>
-                <w:strike w:val="false"/>
-                <w:sz w:val="16"/>
-                <w:szCs w:val="16"/>
+                <w:sz w:val="24"/>
+                <w:szCs w:val="24"/>
+                <w:color w:val="000000"/>
+              </w:rPr>
+            </w:pPr>
+            <w:r>
+              <w:rPr>
+                <w:rFonts w:ascii="Times New Roman" w:hAnsi="Times New Roman" w:eastAsia="Times New Roman" w:cs="Times New Roman"/>
+                <w:i w:val="false"/>
+                <w:b w:val="false"/>
+                <w:u w:val="none"/>
+                <w:strike w:val="false"/>
+                <w:sz w:val="24"/>
+                <w:szCs w:val="24"/>
                 <w:color w:val="000000"/>
               </w:rPr>
               <w:t xml:space="preserve">0,692</w:t>
@@ -1903,20 +1903,20 @@
                 <w:b w:val="false"/>
                 <w:u w:val="none"/>
                 <w:strike w:val="false"/>
-                <w:sz w:val="16"/>
-                <w:szCs w:val="16"/>
-                <w:color w:val="000000"/>
-              </w:rPr>
-            </w:pPr>
-            <w:r>
-              <w:rPr>
-                <w:rFonts w:ascii="Times New Roman" w:hAnsi="Times New Roman" w:eastAsia="Times New Roman" w:cs="Times New Roman"/>
-                <w:i w:val="false"/>
-                <w:b w:val="false"/>
-                <w:u w:val="none"/>
-                <w:strike w:val="false"/>
-                <w:sz w:val="16"/>
-                <w:szCs w:val="16"/>
+                <w:sz w:val="24"/>
+                <w:szCs w:val="24"/>
+                <w:color w:val="000000"/>
+              </w:rPr>
+            </w:pPr>
+            <w:r>
+              <w:rPr>
+                <w:rFonts w:ascii="Times New Roman" w:hAnsi="Times New Roman" w:eastAsia="Times New Roman" w:cs="Times New Roman"/>
+                <w:i w:val="false"/>
+                <w:b w:val="false"/>
+                <w:u w:val="none"/>
+                <w:strike w:val="false"/>
+                <w:sz w:val="24"/>
+                <w:szCs w:val="24"/>
                 <w:color w:val="000000"/>
               </w:rPr>
               <w:t xml:space="preserve">0,750</w:t>
@@ -1958,20 +1958,20 @@
                 <w:b w:val="false"/>
                 <w:u w:val="none"/>
                 <w:strike w:val="false"/>
-                <w:sz w:val="16"/>
-                <w:szCs w:val="16"/>
-                <w:color w:val="000000"/>
-              </w:rPr>
-            </w:pPr>
-            <w:r>
-              <w:rPr>
-                <w:rFonts w:ascii="Times New Roman" w:hAnsi="Times New Roman" w:eastAsia="Times New Roman" w:cs="Times New Roman"/>
-                <w:i w:val="false"/>
-                <w:b w:val="false"/>
-                <w:u w:val="none"/>
-                <w:strike w:val="false"/>
-                <w:sz w:val="16"/>
-                <w:szCs w:val="16"/>
+                <w:sz w:val="24"/>
+                <w:szCs w:val="24"/>
+                <w:color w:val="000000"/>
+              </w:rPr>
+            </w:pPr>
+            <w:r>
+              <w:rPr>
+                <w:rFonts w:ascii="Times New Roman" w:hAnsi="Times New Roman" w:eastAsia="Times New Roman" w:cs="Times New Roman"/>
+                <w:i w:val="false"/>
+                <w:b w:val="false"/>
+                <w:u w:val="none"/>
+                <w:strike w:val="false"/>
+                <w:sz w:val="24"/>
+                <w:szCs w:val="24"/>
                 <w:color w:val="000000"/>
               </w:rPr>
               <w:t xml:space="preserve">0,928</w:t>
@@ -2013,20 +2013,20 @@
                 <w:b w:val="false"/>
                 <w:u w:val="none"/>
                 <w:strike w:val="false"/>
-                <w:sz w:val="16"/>
-                <w:szCs w:val="16"/>
-                <w:color w:val="000000"/>
-              </w:rPr>
-            </w:pPr>
-            <w:r>
-              <w:rPr>
-                <w:rFonts w:ascii="Times New Roman" w:hAnsi="Times New Roman" w:eastAsia="Times New Roman" w:cs="Times New Roman"/>
-                <w:i w:val="false"/>
-                <w:b w:val="false"/>
-                <w:u w:val="none"/>
-                <w:strike w:val="false"/>
-                <w:sz w:val="16"/>
-                <w:szCs w:val="16"/>
+                <w:sz w:val="24"/>
+                <w:szCs w:val="24"/>
+                <w:color w:val="000000"/>
+              </w:rPr>
+            </w:pPr>
+            <w:r>
+              <w:rPr>
+                <w:rFonts w:ascii="Times New Roman" w:hAnsi="Times New Roman" w:eastAsia="Times New Roman" w:cs="Times New Roman"/>
+                <w:i w:val="false"/>
+                <w:b w:val="false"/>
+                <w:u w:val="none"/>
+                <w:strike w:val="false"/>
+                <w:sz w:val="24"/>
+                <w:szCs w:val="24"/>
                 <w:color w:val="000000"/>
               </w:rPr>
               <w:t xml:space="preserve">0,687</w:t>
@@ -2068,20 +2068,20 @@
                 <w:b w:val="false"/>
                 <w:u w:val="none"/>
                 <w:strike w:val="false"/>
-                <w:sz w:val="16"/>
-                <w:szCs w:val="16"/>
-                <w:color w:val="000000"/>
-              </w:rPr>
-            </w:pPr>
-            <w:r>
-              <w:rPr>
-                <w:rFonts w:ascii="Times New Roman" w:hAnsi="Times New Roman" w:eastAsia="Times New Roman" w:cs="Times New Roman"/>
-                <w:i w:val="false"/>
-                <w:b w:val="false"/>
-                <w:u w:val="none"/>
-                <w:strike w:val="false"/>
-                <w:sz w:val="16"/>
-                <w:szCs w:val="16"/>
+                <w:sz w:val="24"/>
+                <w:szCs w:val="24"/>
+                <w:color w:val="000000"/>
+              </w:rPr>
+            </w:pPr>
+            <w:r>
+              <w:rPr>
+                <w:rFonts w:ascii="Times New Roman" w:hAnsi="Times New Roman" w:eastAsia="Times New Roman" w:cs="Times New Roman"/>
+                <w:i w:val="false"/>
+                <w:b w:val="false"/>
+                <w:u w:val="none"/>
+                <w:strike w:val="false"/>
+                <w:sz w:val="24"/>
+                <w:szCs w:val="24"/>
                 <w:color w:val="000000"/>
               </w:rPr>
               <w:t xml:space="preserve">0,762</w:t>
@@ -2092,7 +2092,7 @@
       <w:tr>
         <w:trPr>
           <w:cantSplit/>
-          <w:trHeight w:val="312" w:hRule="auto"/>
+          <w:trHeight w:val="552" w:hRule="auto"/>
         </w:trPr>
         <w:tc>
           <w:tcPr>
@@ -2129,20 +2129,20 @@
                 <w:b w:val="false"/>
                 <w:u w:val="none"/>
                 <w:strike w:val="false"/>
-                <w:sz w:val="16"/>
-                <w:szCs w:val="16"/>
-                <w:color w:val="000000"/>
-              </w:rPr>
-            </w:pPr>
-            <w:r>
-              <w:rPr>
-                <w:rFonts w:ascii="Times New Roman" w:hAnsi="Times New Roman" w:eastAsia="Times New Roman" w:cs="Times New Roman"/>
-                <w:i w:val="false"/>
-                <w:b w:val="false"/>
-                <w:u w:val="none"/>
-                <w:strike w:val="false"/>
-                <w:sz w:val="16"/>
-                <w:szCs w:val="16"/>
+                <w:sz w:val="24"/>
+                <w:szCs w:val="24"/>
+                <w:color w:val="000000"/>
+              </w:rPr>
+            </w:pPr>
+            <w:r>
+              <w:rPr>
+                <w:rFonts w:ascii="Times New Roman" w:hAnsi="Times New Roman" w:eastAsia="Times New Roman" w:cs="Times New Roman"/>
+                <w:i w:val="false"/>
+                <w:b w:val="false"/>
+                <w:u w:val="none"/>
+                <w:strike w:val="false"/>
+                <w:sz w:val="24"/>
+                <w:szCs w:val="24"/>
                 <w:color w:val="000000"/>
               </w:rPr>
               <w:t xml:space="preserve">Igualdad y universalismo</w:t>
@@ -2184,20 +2184,20 @@
                 <w:b w:val="false"/>
                 <w:u w:val="none"/>
                 <w:strike w:val="false"/>
-                <w:sz w:val="16"/>
-                <w:szCs w:val="16"/>
-                <w:color w:val="000000"/>
-              </w:rPr>
-            </w:pPr>
-            <w:r>
-              <w:rPr>
-                <w:rFonts w:ascii="Times New Roman" w:hAnsi="Times New Roman" w:eastAsia="Times New Roman" w:cs="Times New Roman"/>
-                <w:i w:val="false"/>
-                <w:b w:val="false"/>
-                <w:u w:val="none"/>
-                <w:strike w:val="false"/>
-                <w:sz w:val="16"/>
-                <w:szCs w:val="16"/>
+                <w:sz w:val="24"/>
+                <w:szCs w:val="24"/>
+                <w:color w:val="000000"/>
+              </w:rPr>
+            </w:pPr>
+            <w:r>
+              <w:rPr>
+                <w:rFonts w:ascii="Times New Roman" w:hAnsi="Times New Roman" w:eastAsia="Times New Roman" w:cs="Times New Roman"/>
+                <w:i w:val="false"/>
+                <w:b w:val="false"/>
+                <w:u w:val="none"/>
+                <w:strike w:val="false"/>
+                <w:sz w:val="24"/>
+                <w:szCs w:val="24"/>
                 <w:color w:val="000000"/>
               </w:rPr>
               <w:t xml:space="preserve">0,583</w:t>
@@ -2239,20 +2239,20 @@
                 <w:b w:val="false"/>
                 <w:u w:val="none"/>
                 <w:strike w:val="false"/>
-                <w:sz w:val="16"/>
-                <w:szCs w:val="16"/>
-                <w:color w:val="000000"/>
-              </w:rPr>
-            </w:pPr>
-            <w:r>
-              <w:rPr>
-                <w:rFonts w:ascii="Times New Roman" w:hAnsi="Times New Roman" w:eastAsia="Times New Roman" w:cs="Times New Roman"/>
-                <w:i w:val="false"/>
-                <w:b w:val="false"/>
-                <w:u w:val="none"/>
-                <w:strike w:val="false"/>
-                <w:sz w:val="16"/>
-                <w:szCs w:val="16"/>
+                <w:sz w:val="24"/>
+                <w:szCs w:val="24"/>
+                <w:color w:val="000000"/>
+              </w:rPr>
+            </w:pPr>
+            <w:r>
+              <w:rPr>
+                <w:rFonts w:ascii="Times New Roman" w:hAnsi="Times New Roman" w:eastAsia="Times New Roman" w:cs="Times New Roman"/>
+                <w:i w:val="false"/>
+                <w:b w:val="false"/>
+                <w:u w:val="none"/>
+                <w:strike w:val="false"/>
+                <w:sz w:val="24"/>
+                <w:szCs w:val="24"/>
                 <w:color w:val="000000"/>
               </w:rPr>
               <w:t xml:space="preserve">0,583</w:t>
@@ -2294,20 +2294,20 @@
                 <w:b w:val="false"/>
                 <w:u w:val="none"/>
                 <w:strike w:val="false"/>
-                <w:sz w:val="16"/>
-                <w:szCs w:val="16"/>
-                <w:color w:val="000000"/>
-              </w:rPr>
-            </w:pPr>
-            <w:r>
-              <w:rPr>
-                <w:rFonts w:ascii="Times New Roman" w:hAnsi="Times New Roman" w:eastAsia="Times New Roman" w:cs="Times New Roman"/>
-                <w:i w:val="false"/>
-                <w:b w:val="false"/>
-                <w:u w:val="none"/>
-                <w:strike w:val="false"/>
-                <w:sz w:val="16"/>
-                <w:szCs w:val="16"/>
+                <w:sz w:val="24"/>
+                <w:szCs w:val="24"/>
+                <w:color w:val="000000"/>
+              </w:rPr>
+            </w:pPr>
+            <w:r>
+              <w:rPr>
+                <w:rFonts w:ascii="Times New Roman" w:hAnsi="Times New Roman" w:eastAsia="Times New Roman" w:cs="Times New Roman"/>
+                <w:i w:val="false"/>
+                <w:b w:val="false"/>
+                <w:u w:val="none"/>
+                <w:strike w:val="false"/>
+                <w:sz w:val="24"/>
+                <w:szCs w:val="24"/>
                 <w:color w:val="000000"/>
               </w:rPr>
               <w:t xml:space="preserve">0,898</w:t>
@@ -2349,20 +2349,20 @@
                 <w:b w:val="false"/>
                 <w:u w:val="none"/>
                 <w:strike w:val="false"/>
-                <w:sz w:val="16"/>
-                <w:szCs w:val="16"/>
-                <w:color w:val="000000"/>
-              </w:rPr>
-            </w:pPr>
-            <w:r>
-              <w:rPr>
-                <w:rFonts w:ascii="Times New Roman" w:hAnsi="Times New Roman" w:eastAsia="Times New Roman" w:cs="Times New Roman"/>
-                <w:i w:val="false"/>
-                <w:b w:val="false"/>
-                <w:u w:val="none"/>
-                <w:strike w:val="false"/>
-                <w:sz w:val="16"/>
-                <w:szCs w:val="16"/>
+                <w:sz w:val="24"/>
+                <w:szCs w:val="24"/>
+                <w:color w:val="000000"/>
+              </w:rPr>
+            </w:pPr>
+            <w:r>
+              <w:rPr>
+                <w:rFonts w:ascii="Times New Roman" w:hAnsi="Times New Roman" w:eastAsia="Times New Roman" w:cs="Times New Roman"/>
+                <w:i w:val="false"/>
+                <w:b w:val="false"/>
+                <w:u w:val="none"/>
+                <w:strike w:val="false"/>
+                <w:sz w:val="24"/>
+                <w:szCs w:val="24"/>
                 <w:color w:val="000000"/>
               </w:rPr>
               <w:t xml:space="preserve">0,537</w:t>
@@ -2404,20 +2404,20 @@
                 <w:b w:val="false"/>
                 <w:u w:val="none"/>
                 <w:strike w:val="false"/>
-                <w:sz w:val="16"/>
-                <w:szCs w:val="16"/>
-                <w:color w:val="000000"/>
-              </w:rPr>
-            </w:pPr>
-            <w:r>
-              <w:rPr>
-                <w:rFonts w:ascii="Times New Roman" w:hAnsi="Times New Roman" w:eastAsia="Times New Roman" w:cs="Times New Roman"/>
-                <w:i w:val="false"/>
-                <w:b w:val="false"/>
-                <w:u w:val="none"/>
-                <w:strike w:val="false"/>
-                <w:sz w:val="16"/>
-                <w:szCs w:val="16"/>
+                <w:sz w:val="24"/>
+                <w:szCs w:val="24"/>
+                <w:color w:val="000000"/>
+              </w:rPr>
+            </w:pPr>
+            <w:r>
+              <w:rPr>
+                <w:rFonts w:ascii="Times New Roman" w:hAnsi="Times New Roman" w:eastAsia="Times New Roman" w:cs="Times New Roman"/>
+                <w:i w:val="false"/>
+                <w:b w:val="false"/>
+                <w:u w:val="none"/>
+                <w:strike w:val="false"/>
+                <w:sz w:val="24"/>
+                <w:szCs w:val="24"/>
                 <w:color w:val="000000"/>
               </w:rPr>
               <w:t xml:space="preserve">0,662</w:t>
@@ -2428,7 +2428,7 @@
       <w:tr>
         <w:trPr>
           <w:cantSplit/>
-          <w:trHeight w:val="312" w:hRule="auto"/>
+          <w:trHeight w:val="552" w:hRule="auto"/>
         </w:trPr>
         <w:tc>
           <w:tcPr>
@@ -2465,20 +2465,20 @@
                 <w:b w:val="false"/>
                 <w:u w:val="none"/>
                 <w:strike w:val="false"/>
-                <w:sz w:val="16"/>
-                <w:szCs w:val="16"/>
-                <w:color w:val="000000"/>
-              </w:rPr>
-            </w:pPr>
-            <w:r>
-              <w:rPr>
-                <w:rFonts w:ascii="Times New Roman" w:hAnsi="Times New Roman" w:eastAsia="Times New Roman" w:cs="Times New Roman"/>
-                <w:i w:val="false"/>
-                <w:b w:val="false"/>
-                <w:u w:val="none"/>
-                <w:strike w:val="false"/>
-                <w:sz w:val="16"/>
-                <w:szCs w:val="16"/>
+                <w:sz w:val="24"/>
+                <w:szCs w:val="24"/>
+                <w:color w:val="000000"/>
+              </w:rPr>
+            </w:pPr>
+            <w:r>
+              <w:rPr>
+                <w:rFonts w:ascii="Times New Roman" w:hAnsi="Times New Roman" w:eastAsia="Times New Roman" w:cs="Times New Roman"/>
+                <w:i w:val="false"/>
+                <w:b w:val="false"/>
+                <w:u w:val="none"/>
+                <w:strike w:val="false"/>
+                <w:sz w:val="24"/>
+                <w:szCs w:val="24"/>
                 <w:color w:val="000000"/>
               </w:rPr>
               <w:t xml:space="preserve">Ineficiencia y riesgo estatal</w:t>
@@ -2520,20 +2520,20 @@
                 <w:b w:val="false"/>
                 <w:u w:val="none"/>
                 <w:strike w:val="false"/>
-                <w:sz w:val="16"/>
-                <w:szCs w:val="16"/>
-                <w:color w:val="000000"/>
-              </w:rPr>
-            </w:pPr>
-            <w:r>
-              <w:rPr>
-                <w:rFonts w:ascii="Times New Roman" w:hAnsi="Times New Roman" w:eastAsia="Times New Roman" w:cs="Times New Roman"/>
-                <w:i w:val="false"/>
-                <w:b w:val="false"/>
-                <w:u w:val="none"/>
-                <w:strike w:val="false"/>
-                <w:sz w:val="16"/>
-                <w:szCs w:val="16"/>
+                <w:sz w:val="24"/>
+                <w:szCs w:val="24"/>
+                <w:color w:val="000000"/>
+              </w:rPr>
+            </w:pPr>
+            <w:r>
+              <w:rPr>
+                <w:rFonts w:ascii="Times New Roman" w:hAnsi="Times New Roman" w:eastAsia="Times New Roman" w:cs="Times New Roman"/>
+                <w:i w:val="false"/>
+                <w:b w:val="false"/>
+                <w:u w:val="none"/>
+                <w:strike w:val="false"/>
+                <w:sz w:val="24"/>
+                <w:szCs w:val="24"/>
                 <w:color w:val="000000"/>
               </w:rPr>
               <w:t xml:space="preserve">0,875</w:t>
@@ -2575,20 +2575,20 @@
                 <w:b w:val="false"/>
                 <w:u w:val="none"/>
                 <w:strike w:val="false"/>
-                <w:sz w:val="16"/>
-                <w:szCs w:val="16"/>
-                <w:color w:val="000000"/>
-              </w:rPr>
-            </w:pPr>
-            <w:r>
-              <w:rPr>
-                <w:rFonts w:ascii="Times New Roman" w:hAnsi="Times New Roman" w:eastAsia="Times New Roman" w:cs="Times New Roman"/>
-                <w:i w:val="false"/>
-                <w:b w:val="false"/>
-                <w:u w:val="none"/>
-                <w:strike w:val="false"/>
-                <w:sz w:val="16"/>
-                <w:szCs w:val="16"/>
+                <w:sz w:val="24"/>
+                <w:szCs w:val="24"/>
+                <w:color w:val="000000"/>
+              </w:rPr>
+            </w:pPr>
+            <w:r>
+              <w:rPr>
+                <w:rFonts w:ascii="Times New Roman" w:hAnsi="Times New Roman" w:eastAsia="Times New Roman" w:cs="Times New Roman"/>
+                <w:i w:val="false"/>
+                <w:b w:val="false"/>
+                <w:u w:val="none"/>
+                <w:strike w:val="false"/>
+                <w:sz w:val="24"/>
+                <w:szCs w:val="24"/>
                 <w:color w:val="000000"/>
               </w:rPr>
               <w:t xml:space="preserve">0,618</w:t>
@@ -2630,20 +2630,20 @@
                 <w:b w:val="false"/>
                 <w:u w:val="none"/>
                 <w:strike w:val="false"/>
-                <w:sz w:val="16"/>
-                <w:szCs w:val="16"/>
-                <w:color w:val="000000"/>
-              </w:rPr>
-            </w:pPr>
-            <w:r>
-              <w:rPr>
-                <w:rFonts w:ascii="Times New Roman" w:hAnsi="Times New Roman" w:eastAsia="Times New Roman" w:cs="Times New Roman"/>
-                <w:i w:val="false"/>
-                <w:b w:val="false"/>
-                <w:u w:val="none"/>
-                <w:strike w:val="false"/>
-                <w:sz w:val="16"/>
-                <w:szCs w:val="16"/>
+                <w:sz w:val="24"/>
+                <w:szCs w:val="24"/>
+                <w:color w:val="000000"/>
+              </w:rPr>
+            </w:pPr>
+            <w:r>
+              <w:rPr>
+                <w:rFonts w:ascii="Times New Roman" w:hAnsi="Times New Roman" w:eastAsia="Times New Roman" w:cs="Times New Roman"/>
+                <w:i w:val="false"/>
+                <w:b w:val="false"/>
+                <w:u w:val="none"/>
+                <w:strike w:val="false"/>
+                <w:sz w:val="24"/>
+                <w:szCs w:val="24"/>
                 <w:color w:val="000000"/>
               </w:rPr>
               <w:t xml:space="preserve">0,948</w:t>
@@ -2685,20 +2685,20 @@
                 <w:b w:val="false"/>
                 <w:u w:val="none"/>
                 <w:strike w:val="false"/>
-                <w:sz w:val="16"/>
-                <w:szCs w:val="16"/>
-                <w:color w:val="000000"/>
-              </w:rPr>
-            </w:pPr>
-            <w:r>
-              <w:rPr>
-                <w:rFonts w:ascii="Times New Roman" w:hAnsi="Times New Roman" w:eastAsia="Times New Roman" w:cs="Times New Roman"/>
-                <w:i w:val="false"/>
-                <w:b w:val="false"/>
-                <w:u w:val="none"/>
-                <w:strike w:val="false"/>
-                <w:sz w:val="16"/>
-                <w:szCs w:val="16"/>
+                <w:sz w:val="24"/>
+                <w:szCs w:val="24"/>
+                <w:color w:val="000000"/>
+              </w:rPr>
+            </w:pPr>
+            <w:r>
+              <w:rPr>
+                <w:rFonts w:ascii="Times New Roman" w:hAnsi="Times New Roman" w:eastAsia="Times New Roman" w:cs="Times New Roman"/>
+                <w:i w:val="false"/>
+                <w:b w:val="false"/>
+                <w:u w:val="none"/>
+                <w:strike w:val="false"/>
+                <w:sz w:val="24"/>
+                <w:szCs w:val="24"/>
                 <w:color w:val="000000"/>
               </w:rPr>
               <w:t xml:space="preserve">0,701</w:t>
@@ -2740,20 +2740,20 @@
                 <w:b w:val="false"/>
                 <w:u w:val="none"/>
                 <w:strike w:val="false"/>
-                <w:sz w:val="16"/>
-                <w:szCs w:val="16"/>
-                <w:color w:val="000000"/>
-              </w:rPr>
-            </w:pPr>
-            <w:r>
-              <w:rPr>
-                <w:rFonts w:ascii="Times New Roman" w:hAnsi="Times New Roman" w:eastAsia="Times New Roman" w:cs="Times New Roman"/>
-                <w:i w:val="false"/>
-                <w:b w:val="false"/>
-                <w:u w:val="none"/>
-                <w:strike w:val="false"/>
-                <w:sz w:val="16"/>
-                <w:szCs w:val="16"/>
+                <w:sz w:val="24"/>
+                <w:szCs w:val="24"/>
+                <w:color w:val="000000"/>
+              </w:rPr>
+            </w:pPr>
+            <w:r>
+              <w:rPr>
+                <w:rFonts w:ascii="Times New Roman" w:hAnsi="Times New Roman" w:eastAsia="Times New Roman" w:cs="Times New Roman"/>
+                <w:i w:val="false"/>
+                <w:b w:val="false"/>
+                <w:u w:val="none"/>
+                <w:strike w:val="false"/>
+                <w:sz w:val="24"/>
+                <w:szCs w:val="24"/>
                 <w:color w:val="000000"/>
               </w:rPr>
               <w:t xml:space="preserve">0,757</w:t>
@@ -2764,7 +2764,7 @@
       <w:tr>
         <w:trPr>
           <w:cantSplit/>
-          <w:trHeight w:val="312" w:hRule="auto"/>
+          <w:trHeight w:val="552" w:hRule="auto"/>
         </w:trPr>
         <w:tc>
           <w:tcPr>
@@ -2801,20 +2801,20 @@
                 <w:b w:val="false"/>
                 <w:u w:val="none"/>
                 <w:strike w:val="false"/>
-                <w:sz w:val="16"/>
-                <w:szCs w:val="16"/>
-                <w:color w:val="000000"/>
-              </w:rPr>
-            </w:pPr>
-            <w:r>
-              <w:rPr>
-                <w:rFonts w:ascii="Times New Roman" w:hAnsi="Times New Roman" w:eastAsia="Times New Roman" w:cs="Times New Roman"/>
-                <w:i w:val="false"/>
-                <w:b w:val="false"/>
-                <w:u w:val="none"/>
-                <w:strike w:val="false"/>
-                <w:sz w:val="16"/>
-                <w:szCs w:val="16"/>
+                <w:sz w:val="24"/>
+                <w:szCs w:val="24"/>
+                <w:color w:val="000000"/>
+              </w:rPr>
+            </w:pPr>
+            <w:r>
+              <w:rPr>
+                <w:rFonts w:ascii="Times New Roman" w:hAnsi="Times New Roman" w:eastAsia="Times New Roman" w:cs="Times New Roman"/>
+                <w:i w:val="false"/>
+                <w:b w:val="false"/>
+                <w:u w:val="none"/>
+                <w:strike w:val="false"/>
+                <w:sz w:val="24"/>
+                <w:szCs w:val="24"/>
                 <w:color w:val="000000"/>
               </w:rPr>
               <w:t xml:space="preserve">Propiedad individual de los fondos</w:t>
@@ -2856,20 +2856,20 @@
                 <w:b w:val="false"/>
                 <w:u w:val="none"/>
                 <w:strike w:val="false"/>
-                <w:sz w:val="16"/>
-                <w:szCs w:val="16"/>
-                <w:color w:val="000000"/>
-              </w:rPr>
-            </w:pPr>
-            <w:r>
-              <w:rPr>
-                <w:rFonts w:ascii="Times New Roman" w:hAnsi="Times New Roman" w:eastAsia="Times New Roman" w:cs="Times New Roman"/>
-                <w:i w:val="false"/>
-                <w:b w:val="false"/>
-                <w:u w:val="none"/>
-                <w:strike w:val="false"/>
-                <w:sz w:val="16"/>
-                <w:szCs w:val="16"/>
+                <w:sz w:val="24"/>
+                <w:szCs w:val="24"/>
+                <w:color w:val="000000"/>
+              </w:rPr>
+            </w:pPr>
+            <w:r>
+              <w:rPr>
+                <w:rFonts w:ascii="Times New Roman" w:hAnsi="Times New Roman" w:eastAsia="Times New Roman" w:cs="Times New Roman"/>
+                <w:i w:val="false"/>
+                <w:b w:val="false"/>
+                <w:u w:val="none"/>
+                <w:strike w:val="false"/>
+                <w:sz w:val="24"/>
+                <w:szCs w:val="24"/>
                 <w:color w:val="000000"/>
               </w:rPr>
               <w:t xml:space="preserve">0,757</w:t>
@@ -2911,20 +2911,20 @@
                 <w:b w:val="false"/>
                 <w:u w:val="none"/>
                 <w:strike w:val="false"/>
-                <w:sz w:val="16"/>
-                <w:szCs w:val="16"/>
-                <w:color w:val="000000"/>
-              </w:rPr>
-            </w:pPr>
-            <w:r>
-              <w:rPr>
-                <w:rFonts w:ascii="Times New Roman" w:hAnsi="Times New Roman" w:eastAsia="Times New Roman" w:cs="Times New Roman"/>
-                <w:i w:val="false"/>
-                <w:b w:val="false"/>
-                <w:u w:val="none"/>
-                <w:strike w:val="false"/>
-                <w:sz w:val="16"/>
-                <w:szCs w:val="16"/>
+                <w:sz w:val="24"/>
+                <w:szCs w:val="24"/>
+                <w:color w:val="000000"/>
+              </w:rPr>
+            </w:pPr>
+            <w:r>
+              <w:rPr>
+                <w:rFonts w:ascii="Times New Roman" w:hAnsi="Times New Roman" w:eastAsia="Times New Roman" w:cs="Times New Roman"/>
+                <w:i w:val="false"/>
+                <w:b w:val="false"/>
+                <w:u w:val="none"/>
+                <w:strike w:val="false"/>
+                <w:sz w:val="24"/>
+                <w:szCs w:val="24"/>
                 <w:color w:val="000000"/>
               </w:rPr>
               <w:t xml:space="preserve">0,933</w:t>
@@ -2966,20 +2966,20 @@
                 <w:b w:val="false"/>
                 <w:u w:val="none"/>
                 <w:strike w:val="false"/>
-                <w:sz w:val="16"/>
-                <w:szCs w:val="16"/>
-                <w:color w:val="000000"/>
-              </w:rPr>
-            </w:pPr>
-            <w:r>
-              <w:rPr>
-                <w:rFonts w:ascii="Times New Roman" w:hAnsi="Times New Roman" w:eastAsia="Times New Roman" w:cs="Times New Roman"/>
-                <w:i w:val="false"/>
-                <w:b w:val="false"/>
-                <w:u w:val="none"/>
-                <w:strike w:val="false"/>
-                <w:sz w:val="16"/>
-                <w:szCs w:val="16"/>
+                <w:sz w:val="24"/>
+                <w:szCs w:val="24"/>
+                <w:color w:val="000000"/>
+              </w:rPr>
+            </w:pPr>
+            <w:r>
+              <w:rPr>
+                <w:rFonts w:ascii="Times New Roman" w:hAnsi="Times New Roman" w:eastAsia="Times New Roman" w:cs="Times New Roman"/>
+                <w:i w:val="false"/>
+                <w:b w:val="false"/>
+                <w:u w:val="none"/>
+                <w:strike w:val="false"/>
+                <w:sz w:val="24"/>
+                <w:szCs w:val="24"/>
                 <w:color w:val="000000"/>
               </w:rPr>
               <w:t xml:space="preserve">0,963</w:t>
@@ -3021,20 +3021,20 @@
                 <w:b w:val="false"/>
                 <w:u w:val="none"/>
                 <w:strike w:val="false"/>
-                <w:sz w:val="16"/>
-                <w:szCs w:val="16"/>
-                <w:color w:val="000000"/>
-              </w:rPr>
-            </w:pPr>
-            <w:r>
-              <w:rPr>
-                <w:rFonts w:ascii="Times New Roman" w:hAnsi="Times New Roman" w:eastAsia="Times New Roman" w:cs="Times New Roman"/>
-                <w:i w:val="false"/>
-                <w:b w:val="false"/>
-                <w:u w:val="none"/>
-                <w:strike w:val="false"/>
-                <w:sz w:val="16"/>
-                <w:szCs w:val="16"/>
+                <w:sz w:val="24"/>
+                <w:szCs w:val="24"/>
+                <w:color w:val="000000"/>
+              </w:rPr>
+            </w:pPr>
+            <w:r>
+              <w:rPr>
+                <w:rFonts w:ascii="Times New Roman" w:hAnsi="Times New Roman" w:eastAsia="Times New Roman" w:cs="Times New Roman"/>
+                <w:i w:val="false"/>
+                <w:b w:val="false"/>
+                <w:u w:val="none"/>
+                <w:strike w:val="false"/>
+                <w:sz w:val="24"/>
+                <w:szCs w:val="24"/>
                 <w:color w:val="000000"/>
               </w:rPr>
               <w:t xml:space="preserve">0,819</w:t>
@@ -3076,20 +3076,20 @@
                 <w:b w:val="false"/>
                 <w:u w:val="none"/>
                 <w:strike w:val="false"/>
-                <w:sz w:val="16"/>
-                <w:szCs w:val="16"/>
-                <w:color w:val="000000"/>
-              </w:rPr>
-            </w:pPr>
-            <w:r>
-              <w:rPr>
-                <w:rFonts w:ascii="Times New Roman" w:hAnsi="Times New Roman" w:eastAsia="Times New Roman" w:cs="Times New Roman"/>
-                <w:i w:val="false"/>
-                <w:b w:val="false"/>
-                <w:u w:val="none"/>
-                <w:strike w:val="false"/>
-                <w:sz w:val="16"/>
-                <w:szCs w:val="16"/>
+                <w:sz w:val="24"/>
+                <w:szCs w:val="24"/>
+                <w:color w:val="000000"/>
+              </w:rPr>
+            </w:pPr>
+            <w:r>
+              <w:rPr>
+                <w:rFonts w:ascii="Times New Roman" w:hAnsi="Times New Roman" w:eastAsia="Times New Roman" w:cs="Times New Roman"/>
+                <w:i w:val="false"/>
+                <w:b w:val="false"/>
+                <w:u w:val="none"/>
+                <w:strike w:val="false"/>
+                <w:sz w:val="24"/>
+                <w:szCs w:val="24"/>
                 <w:color w:val="000000"/>
               </w:rPr>
               <w:t xml:space="preserve">0,825</w:t>
@@ -3100,7 +3100,7 @@
       <w:tr>
         <w:trPr>
           <w:cantSplit/>
-          <w:trHeight w:val="312" w:hRule="auto"/>
+          <w:trHeight w:val="552" w:hRule="auto"/>
         </w:trPr>
         <w:tc>
           <w:tcPr>
@@ -3137,20 +3137,20 @@
                 <w:b w:val="false"/>
                 <w:u w:val="none"/>
                 <w:strike w:val="false"/>
-                <w:sz w:val="16"/>
-                <w:szCs w:val="16"/>
-                <w:color w:val="000000"/>
-              </w:rPr>
-            </w:pPr>
-            <w:r>
-              <w:rPr>
-                <w:rFonts w:ascii="Times New Roman" w:hAnsi="Times New Roman" w:eastAsia="Times New Roman" w:cs="Times New Roman"/>
-                <w:i w:val="false"/>
-                <w:b w:val="false"/>
-                <w:u w:val="none"/>
-                <w:strike w:val="false"/>
-                <w:sz w:val="16"/>
-                <w:szCs w:val="16"/>
+                <w:sz w:val="24"/>
+                <w:szCs w:val="24"/>
+                <w:color w:val="000000"/>
+              </w:rPr>
+            </w:pPr>
+            <w:r>
+              <w:rPr>
+                <w:rFonts w:ascii="Times New Roman" w:hAnsi="Times New Roman" w:eastAsia="Times New Roman" w:cs="Times New Roman"/>
+                <w:i w:val="false"/>
+                <w:b w:val="false"/>
+                <w:u w:val="none"/>
+                <w:strike w:val="false"/>
+                <w:sz w:val="24"/>
+                <w:szCs w:val="24"/>
                 <w:color w:val="000000"/>
               </w:rPr>
               <w:t xml:space="preserve">Solidaridad como deber colectivo</w:t>
@@ -3192,20 +3192,20 @@
                 <w:b w:val="false"/>
                 <w:u w:val="none"/>
                 <w:strike w:val="false"/>
-                <w:sz w:val="16"/>
-                <w:szCs w:val="16"/>
-                <w:color w:val="000000"/>
-              </w:rPr>
-            </w:pPr>
-            <w:r>
-              <w:rPr>
-                <w:rFonts w:ascii="Times New Roman" w:hAnsi="Times New Roman" w:eastAsia="Times New Roman" w:cs="Times New Roman"/>
-                <w:i w:val="false"/>
-                <w:b w:val="false"/>
-                <w:u w:val="none"/>
-                <w:strike w:val="false"/>
-                <w:sz w:val="16"/>
-                <w:szCs w:val="16"/>
+                <w:sz w:val="24"/>
+                <w:szCs w:val="24"/>
+                <w:color w:val="000000"/>
+              </w:rPr>
+            </w:pPr>
+            <w:r>
+              <w:rPr>
+                <w:rFonts w:ascii="Times New Roman" w:hAnsi="Times New Roman" w:eastAsia="Times New Roman" w:cs="Times New Roman"/>
+                <w:i w:val="false"/>
+                <w:b w:val="false"/>
+                <w:u w:val="none"/>
+                <w:strike w:val="false"/>
+                <w:sz w:val="24"/>
+                <w:szCs w:val="24"/>
                 <w:color w:val="000000"/>
               </w:rPr>
               <w:t xml:space="preserve">0,700</w:t>
@@ -3247,20 +3247,20 @@
                 <w:b w:val="false"/>
                 <w:u w:val="none"/>
                 <w:strike w:val="false"/>
-                <w:sz w:val="16"/>
-                <w:szCs w:val="16"/>
-                <w:color w:val="000000"/>
-              </w:rPr>
-            </w:pPr>
-            <w:r>
-              <w:rPr>
-                <w:rFonts w:ascii="Times New Roman" w:hAnsi="Times New Roman" w:eastAsia="Times New Roman" w:cs="Times New Roman"/>
-                <w:i w:val="false"/>
-                <w:b w:val="false"/>
-                <w:u w:val="none"/>
-                <w:strike w:val="false"/>
-                <w:sz w:val="16"/>
-                <w:szCs w:val="16"/>
+                <w:sz w:val="24"/>
+                <w:szCs w:val="24"/>
+                <w:color w:val="000000"/>
+              </w:rPr>
+            </w:pPr>
+            <w:r>
+              <w:rPr>
+                <w:rFonts w:ascii="Times New Roman" w:hAnsi="Times New Roman" w:eastAsia="Times New Roman" w:cs="Times New Roman"/>
+                <w:i w:val="false"/>
+                <w:b w:val="false"/>
+                <w:u w:val="none"/>
+                <w:strike w:val="false"/>
+                <w:sz w:val="24"/>
+                <w:szCs w:val="24"/>
                 <w:color w:val="000000"/>
               </w:rPr>
               <w:t xml:space="preserve">0,538</w:t>
@@ -3302,20 +3302,20 @@
                 <w:b w:val="false"/>
                 <w:u w:val="none"/>
                 <w:strike w:val="false"/>
-                <w:sz w:val="16"/>
-                <w:szCs w:val="16"/>
-                <w:color w:val="000000"/>
-              </w:rPr>
-            </w:pPr>
-            <w:r>
-              <w:rPr>
-                <w:rFonts w:ascii="Times New Roman" w:hAnsi="Times New Roman" w:eastAsia="Times New Roman" w:cs="Times New Roman"/>
-                <w:i w:val="false"/>
-                <w:b w:val="false"/>
-                <w:u w:val="none"/>
-                <w:strike w:val="false"/>
-                <w:sz w:val="16"/>
-                <w:szCs w:val="16"/>
+                <w:sz w:val="24"/>
+                <w:szCs w:val="24"/>
+                <w:color w:val="000000"/>
+              </w:rPr>
+            </w:pPr>
+            <w:r>
+              <w:rPr>
+                <w:rFonts w:ascii="Times New Roman" w:hAnsi="Times New Roman" w:eastAsia="Times New Roman" w:cs="Times New Roman"/>
+                <w:i w:val="false"/>
+                <w:b w:val="false"/>
+                <w:u w:val="none"/>
+                <w:strike w:val="false"/>
+                <w:sz w:val="24"/>
+                <w:szCs w:val="24"/>
                 <w:color w:val="000000"/>
               </w:rPr>
               <w:t xml:space="preserve">0,943</w:t>
@@ -3357,20 +3357,20 @@
                 <w:b w:val="false"/>
                 <w:u w:val="none"/>
                 <w:strike w:val="false"/>
-                <w:sz w:val="16"/>
-                <w:szCs w:val="16"/>
-                <w:color w:val="000000"/>
-              </w:rPr>
-            </w:pPr>
-            <w:r>
-              <w:rPr>
-                <w:rFonts w:ascii="Times New Roman" w:hAnsi="Times New Roman" w:eastAsia="Times New Roman" w:cs="Times New Roman"/>
-                <w:i w:val="false"/>
-                <w:b w:val="false"/>
-                <w:u w:val="none"/>
-                <w:strike w:val="false"/>
-                <w:sz w:val="16"/>
-                <w:szCs w:val="16"/>
+                <w:sz w:val="24"/>
+                <w:szCs w:val="24"/>
+                <w:color w:val="000000"/>
+              </w:rPr>
+            </w:pPr>
+            <w:r>
+              <w:rPr>
+                <w:rFonts w:ascii="Times New Roman" w:hAnsi="Times New Roman" w:eastAsia="Times New Roman" w:cs="Times New Roman"/>
+                <w:i w:val="false"/>
+                <w:b w:val="false"/>
+                <w:u w:val="none"/>
+                <w:strike w:val="false"/>
+                <w:sz w:val="24"/>
+                <w:szCs w:val="24"/>
                 <w:color w:val="000000"/>
               </w:rPr>
               <w:t xml:space="preserve">0,582</w:t>
@@ -3412,20 +3412,20 @@
                 <w:b w:val="false"/>
                 <w:u w:val="none"/>
                 <w:strike w:val="false"/>
-                <w:sz w:val="16"/>
-                <w:szCs w:val="16"/>
-                <w:color w:val="000000"/>
-              </w:rPr>
-            </w:pPr>
-            <w:r>
-              <w:rPr>
-                <w:rFonts w:ascii="Times New Roman" w:hAnsi="Times New Roman" w:eastAsia="Times New Roman" w:cs="Times New Roman"/>
-                <w:i w:val="false"/>
-                <w:b w:val="false"/>
-                <w:u w:val="none"/>
-                <w:strike w:val="false"/>
-                <w:sz w:val="16"/>
-                <w:szCs w:val="16"/>
+                <w:sz w:val="24"/>
+                <w:szCs w:val="24"/>
+                <w:color w:val="000000"/>
+              </w:rPr>
+            </w:pPr>
+            <w:r>
+              <w:rPr>
+                <w:rFonts w:ascii="Times New Roman" w:hAnsi="Times New Roman" w:eastAsia="Times New Roman" w:cs="Times New Roman"/>
+                <w:i w:val="false"/>
+                <w:b w:val="false"/>
+                <w:u w:val="none"/>
+                <w:strike w:val="false"/>
+                <w:sz w:val="24"/>
+                <w:szCs w:val="24"/>
                 <w:color w:val="000000"/>
               </w:rPr>
               <w:t xml:space="preserve">0,653</w:t>
@@ -3436,7 +3436,7 @@
       <w:tr>
         <w:trPr>
           <w:cantSplit/>
-          <w:trHeight w:val="312" w:hRule="auto"/>
+          <w:trHeight w:val="552" w:hRule="auto"/>
         </w:trPr>
         <w:tc>
           <w:tcPr>
@@ -3473,20 +3473,20 @@
                 <w:b w:val="false"/>
                 <w:u w:val="none"/>
                 <w:strike w:val="false"/>
-                <w:sz w:val="16"/>
-                <w:szCs w:val="16"/>
-                <w:color w:val="000000"/>
-              </w:rPr>
-            </w:pPr>
-            <w:r>
-              <w:rPr>
-                <w:rFonts w:ascii="Times New Roman" w:hAnsi="Times New Roman" w:eastAsia="Times New Roman" w:cs="Times New Roman"/>
-                <w:i w:val="false"/>
-                <w:b w:val="false"/>
-                <w:u w:val="none"/>
-                <w:strike w:val="false"/>
-                <w:sz w:val="16"/>
-                <w:szCs w:val="16"/>
+                <w:sz w:val="24"/>
+                <w:szCs w:val="24"/>
+                <w:color w:val="000000"/>
+              </w:rPr>
+            </w:pPr>
+            <w:r>
+              <w:rPr>
+                <w:rFonts w:ascii="Times New Roman" w:hAnsi="Times New Roman" w:eastAsia="Times New Roman" w:cs="Times New Roman"/>
+                <w:i w:val="false"/>
+                <w:b w:val="false"/>
+                <w:u w:val="none"/>
+                <w:strike w:val="false"/>
+                <w:sz w:val="24"/>
+                <w:szCs w:val="24"/>
                 <w:color w:val="000000"/>
               </w:rPr>
               <w:t xml:space="preserve">Conciencia de costos como restricción de gasto</w:t>
@@ -3528,20 +3528,20 @@
                 <w:b w:val="false"/>
                 <w:u w:val="none"/>
                 <w:strike w:val="false"/>
-                <w:sz w:val="16"/>
-                <w:szCs w:val="16"/>
-                <w:color w:val="000000"/>
-              </w:rPr>
-            </w:pPr>
-            <w:r>
-              <w:rPr>
-                <w:rFonts w:ascii="Times New Roman" w:hAnsi="Times New Roman" w:eastAsia="Times New Roman" w:cs="Times New Roman"/>
-                <w:i w:val="false"/>
-                <w:b w:val="false"/>
-                <w:u w:val="none"/>
-                <w:strike w:val="false"/>
-                <w:sz w:val="16"/>
-                <w:szCs w:val="16"/>
+                <w:sz w:val="24"/>
+                <w:szCs w:val="24"/>
+                <w:color w:val="000000"/>
+              </w:rPr>
+            </w:pPr>
+            <w:r>
+              <w:rPr>
+                <w:rFonts w:ascii="Times New Roman" w:hAnsi="Times New Roman" w:eastAsia="Times New Roman" w:cs="Times New Roman"/>
+                <w:i w:val="false"/>
+                <w:b w:val="false"/>
+                <w:u w:val="none"/>
+                <w:strike w:val="false"/>
+                <w:sz w:val="24"/>
+                <w:szCs w:val="24"/>
                 <w:color w:val="000000"/>
               </w:rPr>
               <w:t xml:space="preserve">0,654</w:t>
@@ -3583,20 +3583,20 @@
                 <w:b w:val="false"/>
                 <w:u w:val="none"/>
                 <w:strike w:val="false"/>
-                <w:sz w:val="16"/>
-                <w:szCs w:val="16"/>
-                <w:color w:val="000000"/>
-              </w:rPr>
-            </w:pPr>
-            <w:r>
-              <w:rPr>
-                <w:rFonts w:ascii="Times New Roman" w:hAnsi="Times New Roman" w:eastAsia="Times New Roman" w:cs="Times New Roman"/>
-                <w:i w:val="false"/>
-                <w:b w:val="false"/>
-                <w:u w:val="none"/>
-                <w:strike w:val="false"/>
-                <w:sz w:val="16"/>
-                <w:szCs w:val="16"/>
+                <w:sz w:val="24"/>
+                <w:szCs w:val="24"/>
+                <w:color w:val="000000"/>
+              </w:rPr>
+            </w:pPr>
+            <w:r>
+              <w:rPr>
+                <w:rFonts w:ascii="Times New Roman" w:hAnsi="Times New Roman" w:eastAsia="Times New Roman" w:cs="Times New Roman"/>
+                <w:i w:val="false"/>
+                <w:b w:val="false"/>
+                <w:u w:val="none"/>
+                <w:strike w:val="false"/>
+                <w:sz w:val="24"/>
+                <w:szCs w:val="24"/>
                 <w:color w:val="000000"/>
               </w:rPr>
               <w:t xml:space="preserve">0,680</w:t>
@@ -3638,20 +3638,20 @@
                 <w:b w:val="false"/>
                 <w:u w:val="none"/>
                 <w:strike w:val="false"/>
-                <w:sz w:val="16"/>
-                <w:szCs w:val="16"/>
-                <w:color w:val="000000"/>
-              </w:rPr>
-            </w:pPr>
-            <w:r>
-              <w:rPr>
-                <w:rFonts w:ascii="Times New Roman" w:hAnsi="Times New Roman" w:eastAsia="Times New Roman" w:cs="Times New Roman"/>
-                <w:i w:val="false"/>
-                <w:b w:val="false"/>
-                <w:u w:val="none"/>
-                <w:strike w:val="false"/>
-                <w:sz w:val="16"/>
-                <w:szCs w:val="16"/>
+                <w:sz w:val="24"/>
+                <w:szCs w:val="24"/>
+                <w:color w:val="000000"/>
+              </w:rPr>
+            </w:pPr>
+            <w:r>
+              <w:rPr>
+                <w:rFonts w:ascii="Times New Roman" w:hAnsi="Times New Roman" w:eastAsia="Times New Roman" w:cs="Times New Roman"/>
+                <w:i w:val="false"/>
+                <w:b w:val="false"/>
+                <w:u w:val="none"/>
+                <w:strike w:val="false"/>
+                <w:sz w:val="24"/>
+                <w:szCs w:val="24"/>
                 <w:color w:val="000000"/>
               </w:rPr>
               <w:t xml:space="preserve">0,945</w:t>
@@ -3693,20 +3693,20 @@
                 <w:b w:val="false"/>
                 <w:u w:val="none"/>
                 <w:strike w:val="false"/>
-                <w:sz w:val="16"/>
-                <w:szCs w:val="16"/>
-                <w:color w:val="000000"/>
-              </w:rPr>
-            </w:pPr>
-            <w:r>
-              <w:rPr>
-                <w:rFonts w:ascii="Times New Roman" w:hAnsi="Times New Roman" w:eastAsia="Times New Roman" w:cs="Times New Roman"/>
-                <w:i w:val="false"/>
-                <w:b w:val="false"/>
-                <w:u w:val="none"/>
-                <w:strike w:val="false"/>
-                <w:sz w:val="16"/>
-                <w:szCs w:val="16"/>
+                <w:sz w:val="24"/>
+                <w:szCs w:val="24"/>
+                <w:color w:val="000000"/>
+              </w:rPr>
+            </w:pPr>
+            <w:r>
+              <w:rPr>
+                <w:rFonts w:ascii="Times New Roman" w:hAnsi="Times New Roman" w:eastAsia="Times New Roman" w:cs="Times New Roman"/>
+                <w:i w:val="false"/>
+                <w:b w:val="false"/>
+                <w:u w:val="none"/>
+                <w:strike w:val="false"/>
+                <w:sz w:val="24"/>
+                <w:szCs w:val="24"/>
                 <w:color w:val="000000"/>
               </w:rPr>
               <w:t xml:space="preserve">0,641</w:t>
@@ -3748,20 +3748,20 @@
                 <w:b w:val="false"/>
                 <w:u w:val="none"/>
                 <w:strike w:val="false"/>
-                <w:sz w:val="16"/>
-                <w:szCs w:val="16"/>
-                <w:color w:val="000000"/>
-              </w:rPr>
-            </w:pPr>
-            <w:r>
-              <w:rPr>
-                <w:rFonts w:ascii="Times New Roman" w:hAnsi="Times New Roman" w:eastAsia="Times New Roman" w:cs="Times New Roman"/>
-                <w:i w:val="false"/>
-                <w:b w:val="false"/>
-                <w:u w:val="none"/>
-                <w:strike w:val="false"/>
-                <w:sz w:val="16"/>
-                <w:szCs w:val="16"/>
+                <w:sz w:val="24"/>
+                <w:szCs w:val="24"/>
+                <w:color w:val="000000"/>
+              </w:rPr>
+            </w:pPr>
+            <w:r>
+              <w:rPr>
+                <w:rFonts w:ascii="Times New Roman" w:hAnsi="Times New Roman" w:eastAsia="Times New Roman" w:cs="Times New Roman"/>
+                <w:i w:val="false"/>
+                <w:b w:val="false"/>
+                <w:u w:val="none"/>
+                <w:strike w:val="false"/>
+                <w:sz w:val="24"/>
+                <w:szCs w:val="24"/>
                 <w:color w:val="000000"/>
               </w:rPr>
               <w:t xml:space="preserve">0,648</w:t>
@@ -3772,7 +3772,7 @@
       <w:tr>
         <w:trPr>
           <w:cantSplit/>
-          <w:trHeight w:val="312" w:hRule="auto"/>
+          <w:trHeight w:val="552" w:hRule="auto"/>
         </w:trPr>
         <w:tc>
           <w:tcPr>
@@ -3809,20 +3809,20 @@
                 <w:b w:val="false"/>
                 <w:u w:val="none"/>
                 <w:strike w:val="false"/>
-                <w:sz w:val="16"/>
-                <w:szCs w:val="16"/>
-                <w:color w:val="000000"/>
-              </w:rPr>
-            </w:pPr>
-            <w:r>
-              <w:rPr>
-                <w:rFonts w:ascii="Times New Roman" w:hAnsi="Times New Roman" w:eastAsia="Times New Roman" w:cs="Times New Roman"/>
-                <w:i w:val="false"/>
-                <w:b w:val="false"/>
-                <w:u w:val="none"/>
-                <w:strike w:val="false"/>
-                <w:sz w:val="16"/>
-                <w:szCs w:val="16"/>
+                <w:sz w:val="24"/>
+                <w:szCs w:val="24"/>
+                <w:color w:val="000000"/>
+              </w:rPr>
+            </w:pPr>
+            <w:r>
+              <w:rPr>
+                <w:rFonts w:ascii="Times New Roman" w:hAnsi="Times New Roman" w:eastAsia="Times New Roman" w:cs="Times New Roman"/>
+                <w:i w:val="false"/>
+                <w:b w:val="false"/>
+                <w:u w:val="none"/>
+                <w:strike w:val="false"/>
+                <w:sz w:val="24"/>
+                <w:szCs w:val="24"/>
                 <w:color w:val="000000"/>
               </w:rPr>
               <w:t xml:space="preserve">Ilegitimidad del origen dictatorial</w:t>
@@ -3864,20 +3864,20 @@
                 <w:b w:val="false"/>
                 <w:u w:val="none"/>
                 <w:strike w:val="false"/>
-                <w:sz w:val="16"/>
-                <w:szCs w:val="16"/>
-                <w:color w:val="000000"/>
-              </w:rPr>
-            </w:pPr>
-            <w:r>
-              <w:rPr>
-                <w:rFonts w:ascii="Times New Roman" w:hAnsi="Times New Roman" w:eastAsia="Times New Roman" w:cs="Times New Roman"/>
-                <w:i w:val="false"/>
-                <w:b w:val="false"/>
-                <w:u w:val="none"/>
-                <w:strike w:val="false"/>
-                <w:sz w:val="16"/>
-                <w:szCs w:val="16"/>
+                <w:sz w:val="24"/>
+                <w:szCs w:val="24"/>
+                <w:color w:val="000000"/>
+              </w:rPr>
+            </w:pPr>
+            <w:r>
+              <w:rPr>
+                <w:rFonts w:ascii="Times New Roman" w:hAnsi="Times New Roman" w:eastAsia="Times New Roman" w:cs="Times New Roman"/>
+                <w:i w:val="false"/>
+                <w:b w:val="false"/>
+                <w:u w:val="none"/>
+                <w:strike w:val="false"/>
+                <w:sz w:val="24"/>
+                <w:szCs w:val="24"/>
                 <w:color w:val="000000"/>
               </w:rPr>
               <w:t xml:space="preserve">1,000</w:t>
@@ -3919,20 +3919,20 @@
                 <w:b w:val="false"/>
                 <w:u w:val="none"/>
                 <w:strike w:val="false"/>
-                <w:sz w:val="16"/>
-                <w:szCs w:val="16"/>
-                <w:color w:val="000000"/>
-              </w:rPr>
-            </w:pPr>
-            <w:r>
-              <w:rPr>
-                <w:rFonts w:ascii="Times New Roman" w:hAnsi="Times New Roman" w:eastAsia="Times New Roman" w:cs="Times New Roman"/>
-                <w:i w:val="false"/>
-                <w:b w:val="false"/>
-                <w:u w:val="none"/>
-                <w:strike w:val="false"/>
-                <w:sz w:val="16"/>
-                <w:szCs w:val="16"/>
+                <w:sz w:val="24"/>
+                <w:szCs w:val="24"/>
+                <w:color w:val="000000"/>
+              </w:rPr>
+            </w:pPr>
+            <w:r>
+              <w:rPr>
+                <w:rFonts w:ascii="Times New Roman" w:hAnsi="Times New Roman" w:eastAsia="Times New Roman" w:cs="Times New Roman"/>
+                <w:i w:val="false"/>
+                <w:b w:val="false"/>
+                <w:u w:val="none"/>
+                <w:strike w:val="false"/>
+                <w:sz w:val="24"/>
+                <w:szCs w:val="24"/>
                 <w:color w:val="000000"/>
               </w:rPr>
               <w:t xml:space="preserve">0,792</w:t>
@@ -3974,20 +3974,20 @@
                 <w:b w:val="false"/>
                 <w:u w:val="none"/>
                 <w:strike w:val="false"/>
-                <w:sz w:val="16"/>
-                <w:szCs w:val="16"/>
-                <w:color w:val="000000"/>
-              </w:rPr>
-            </w:pPr>
-            <w:r>
-              <w:rPr>
-                <w:rFonts w:ascii="Times New Roman" w:hAnsi="Times New Roman" w:eastAsia="Times New Roman" w:cs="Times New Roman"/>
-                <w:i w:val="false"/>
-                <w:b w:val="false"/>
-                <w:u w:val="none"/>
-                <w:strike w:val="false"/>
-                <w:sz w:val="16"/>
-                <w:szCs w:val="16"/>
+                <w:sz w:val="24"/>
+                <w:szCs w:val="24"/>
+                <w:color w:val="000000"/>
+              </w:rPr>
+            </w:pPr>
+            <w:r>
+              <w:rPr>
+                <w:rFonts w:ascii="Times New Roman" w:hAnsi="Times New Roman" w:eastAsia="Times New Roman" w:cs="Times New Roman"/>
+                <w:i w:val="false"/>
+                <w:b w:val="false"/>
+                <w:u w:val="none"/>
+                <w:strike w:val="false"/>
+                <w:sz w:val="24"/>
+                <w:szCs w:val="24"/>
                 <w:color w:val="000000"/>
               </w:rPr>
               <w:t xml:space="preserve">0,984</w:t>
@@ -4029,20 +4029,20 @@
                 <w:b w:val="false"/>
                 <w:u w:val="none"/>
                 <w:strike w:val="false"/>
-                <w:sz w:val="16"/>
-                <w:szCs w:val="16"/>
-                <w:color w:val="000000"/>
-              </w:rPr>
-            </w:pPr>
-            <w:r>
-              <w:rPr>
-                <w:rFonts w:ascii="Times New Roman" w:hAnsi="Times New Roman" w:eastAsia="Times New Roman" w:cs="Times New Roman"/>
-                <w:i w:val="false"/>
-                <w:b w:val="false"/>
-                <w:u w:val="none"/>
-                <w:strike w:val="false"/>
-                <w:sz w:val="16"/>
-                <w:szCs w:val="16"/>
+                <w:sz w:val="24"/>
+                <w:szCs w:val="24"/>
+                <w:color w:val="000000"/>
+              </w:rPr>
+            </w:pPr>
+            <w:r>
+              <w:rPr>
+                <w:rFonts w:ascii="Times New Roman" w:hAnsi="Times New Roman" w:eastAsia="Times New Roman" w:cs="Times New Roman"/>
+                <w:i w:val="false"/>
+                <w:b w:val="false"/>
+                <w:u w:val="none"/>
+                <w:strike w:val="false"/>
+                <w:sz w:val="24"/>
+                <w:szCs w:val="24"/>
                 <w:color w:val="000000"/>
               </w:rPr>
               <w:t xml:space="preserve">0,876</w:t>
@@ -4084,20 +4084,20 @@
                 <w:b w:val="false"/>
                 <w:u w:val="none"/>
                 <w:strike w:val="false"/>
-                <w:sz w:val="16"/>
-                <w:szCs w:val="16"/>
-                <w:color w:val="000000"/>
-              </w:rPr>
-            </w:pPr>
-            <w:r>
-              <w:rPr>
-                <w:rFonts w:ascii="Times New Roman" w:hAnsi="Times New Roman" w:eastAsia="Times New Roman" w:cs="Times New Roman"/>
-                <w:i w:val="false"/>
-                <w:b w:val="false"/>
-                <w:u w:val="none"/>
-                <w:strike w:val="false"/>
-                <w:sz w:val="16"/>
-                <w:szCs w:val="16"/>
+                <w:sz w:val="24"/>
+                <w:szCs w:val="24"/>
+                <w:color w:val="000000"/>
+              </w:rPr>
+            </w:pPr>
+            <w:r>
+              <w:rPr>
+                <w:rFonts w:ascii="Times New Roman" w:hAnsi="Times New Roman" w:eastAsia="Times New Roman" w:cs="Times New Roman"/>
+                <w:i w:val="false"/>
+                <w:b w:val="false"/>
+                <w:u w:val="none"/>
+                <w:strike w:val="false"/>
+                <w:sz w:val="24"/>
+                <w:szCs w:val="24"/>
                 <w:color w:val="000000"/>
               </w:rPr>
               <w:t xml:space="preserve">0,899</w:t>
@@ -4108,7 +4108,7 @@
       <w:tr>
         <w:trPr>
           <w:cantSplit/>
-          <w:trHeight w:val="312" w:hRule="auto"/>
+          <w:trHeight w:val="552" w:hRule="auto"/>
         </w:trPr>
         <w:tc>
           <w:tcPr>
@@ -4145,20 +4145,20 @@
                 <w:b w:val="false"/>
                 <w:u w:val="none"/>
                 <w:strike w:val="false"/>
-                <w:sz w:val="16"/>
-                <w:szCs w:val="16"/>
-                <w:color w:val="000000"/>
-              </w:rPr>
-            </w:pPr>
-            <w:r>
-              <w:rPr>
-                <w:rFonts w:ascii="Times New Roman" w:hAnsi="Times New Roman" w:eastAsia="Times New Roman" w:cs="Times New Roman"/>
-                <w:i w:val="false"/>
-                <w:b w:val="false"/>
-                <w:u w:val="none"/>
-                <w:strike w:val="false"/>
-                <w:sz w:val="16"/>
-                <w:szCs w:val="16"/>
+                <w:sz w:val="24"/>
+                <w:szCs w:val="24"/>
+                <w:color w:val="000000"/>
+              </w:rPr>
+            </w:pPr>
+            <w:r>
+              <w:rPr>
+                <w:rFonts w:ascii="Times New Roman" w:hAnsi="Times New Roman" w:eastAsia="Times New Roman" w:cs="Times New Roman"/>
+                <w:i w:val="false"/>
+                <w:b w:val="false"/>
+                <w:u w:val="none"/>
+                <w:strike w:val="false"/>
+                <w:sz w:val="24"/>
+                <w:szCs w:val="24"/>
                 <w:color w:val="000000"/>
               </w:rPr>
               <w:t xml:space="preserve">Libertad de elección previsional</w:t>
@@ -4200,20 +4200,20 @@
                 <w:b w:val="false"/>
                 <w:u w:val="none"/>
                 <w:strike w:val="false"/>
-                <w:sz w:val="16"/>
-                <w:szCs w:val="16"/>
-                <w:color w:val="000000"/>
-              </w:rPr>
-            </w:pPr>
-            <w:r>
-              <w:rPr>
-                <w:rFonts w:ascii="Times New Roman" w:hAnsi="Times New Roman" w:eastAsia="Times New Roman" w:cs="Times New Roman"/>
-                <w:i w:val="false"/>
-                <w:b w:val="false"/>
-                <w:u w:val="none"/>
-                <w:strike w:val="false"/>
-                <w:sz w:val="16"/>
-                <w:szCs w:val="16"/>
+                <w:sz w:val="24"/>
+                <w:szCs w:val="24"/>
+                <w:color w:val="000000"/>
+              </w:rPr>
+            </w:pPr>
+            <w:r>
+              <w:rPr>
+                <w:rFonts w:ascii="Times New Roman" w:hAnsi="Times New Roman" w:eastAsia="Times New Roman" w:cs="Times New Roman"/>
+                <w:i w:val="false"/>
+                <w:b w:val="false"/>
+                <w:u w:val="none"/>
+                <w:strike w:val="false"/>
+                <w:sz w:val="24"/>
+                <w:szCs w:val="24"/>
                 <w:color w:val="000000"/>
               </w:rPr>
               <w:t xml:space="preserve">0,762</w:t>
@@ -4255,20 +4255,20 @@
                 <w:b w:val="false"/>
                 <w:u w:val="none"/>
                 <w:strike w:val="false"/>
-                <w:sz w:val="16"/>
-                <w:szCs w:val="16"/>
-                <w:color w:val="000000"/>
-              </w:rPr>
-            </w:pPr>
-            <w:r>
-              <w:rPr>
-                <w:rFonts w:ascii="Times New Roman" w:hAnsi="Times New Roman" w:eastAsia="Times New Roman" w:cs="Times New Roman"/>
-                <w:i w:val="false"/>
-                <w:b w:val="false"/>
-                <w:u w:val="none"/>
-                <w:strike w:val="false"/>
-                <w:sz w:val="16"/>
-                <w:szCs w:val="16"/>
+                <w:sz w:val="24"/>
+                <w:szCs w:val="24"/>
+                <w:color w:val="000000"/>
+              </w:rPr>
+            </w:pPr>
+            <w:r>
+              <w:rPr>
+                <w:rFonts w:ascii="Times New Roman" w:hAnsi="Times New Roman" w:eastAsia="Times New Roman" w:cs="Times New Roman"/>
+                <w:i w:val="false"/>
+                <w:b w:val="false"/>
+                <w:u w:val="none"/>
+                <w:strike w:val="false"/>
+                <w:sz w:val="24"/>
+                <w:szCs w:val="24"/>
                 <w:color w:val="000000"/>
               </w:rPr>
               <w:t xml:space="preserve">0,842</w:t>
@@ -4310,20 +4310,20 @@
                 <w:b w:val="false"/>
                 <w:u w:val="none"/>
                 <w:strike w:val="false"/>
-                <w:sz w:val="16"/>
-                <w:szCs w:val="16"/>
-                <w:color w:val="000000"/>
-              </w:rPr>
-            </w:pPr>
-            <w:r>
-              <w:rPr>
-                <w:rFonts w:ascii="Times New Roman" w:hAnsi="Times New Roman" w:eastAsia="Times New Roman" w:cs="Times New Roman"/>
-                <w:i w:val="false"/>
-                <w:b w:val="false"/>
-                <w:u w:val="none"/>
-                <w:strike w:val="false"/>
-                <w:sz w:val="16"/>
-                <w:szCs w:val="16"/>
+                <w:sz w:val="24"/>
+                <w:szCs w:val="24"/>
+                <w:color w:val="000000"/>
+              </w:rPr>
+            </w:pPr>
+            <w:r>
+              <w:rPr>
+                <w:rFonts w:ascii="Times New Roman" w:hAnsi="Times New Roman" w:eastAsia="Times New Roman" w:cs="Times New Roman"/>
+                <w:i w:val="false"/>
+                <w:b w:val="false"/>
+                <w:u w:val="none"/>
+                <w:strike w:val="false"/>
+                <w:sz w:val="24"/>
+                <w:szCs w:val="24"/>
                 <w:color w:val="000000"/>
               </w:rPr>
               <w:t xml:space="preserve">0,975</w:t>
@@ -4365,20 +4365,20 @@
                 <w:b w:val="false"/>
                 <w:u w:val="none"/>
                 <w:strike w:val="false"/>
-                <w:sz w:val="16"/>
-                <w:szCs w:val="16"/>
-                <w:color w:val="000000"/>
-              </w:rPr>
-            </w:pPr>
-            <w:r>
-              <w:rPr>
-                <w:rFonts w:ascii="Times New Roman" w:hAnsi="Times New Roman" w:eastAsia="Times New Roman" w:cs="Times New Roman"/>
-                <w:i w:val="false"/>
-                <w:b w:val="false"/>
-                <w:u w:val="none"/>
-                <w:strike w:val="false"/>
-                <w:sz w:val="16"/>
-                <w:szCs w:val="16"/>
+                <w:sz w:val="24"/>
+                <w:szCs w:val="24"/>
+                <w:color w:val="000000"/>
+              </w:rPr>
+            </w:pPr>
+            <w:r>
+              <w:rPr>
+                <w:rFonts w:ascii="Times New Roman" w:hAnsi="Times New Roman" w:eastAsia="Times New Roman" w:cs="Times New Roman"/>
+                <w:i w:val="false"/>
+                <w:b w:val="false"/>
+                <w:u w:val="none"/>
+                <w:strike w:val="false"/>
+                <w:sz w:val="24"/>
+                <w:szCs w:val="24"/>
                 <w:color w:val="000000"/>
               </w:rPr>
               <w:t xml:space="preserve">0,788</w:t>
@@ -4420,20 +4420,20 @@
                 <w:b w:val="false"/>
                 <w:u w:val="none"/>
                 <w:strike w:val="false"/>
-                <w:sz w:val="16"/>
-                <w:szCs w:val="16"/>
-                <w:color w:val="000000"/>
-              </w:rPr>
-            </w:pPr>
-            <w:r>
-              <w:rPr>
-                <w:rFonts w:ascii="Times New Roman" w:hAnsi="Times New Roman" w:eastAsia="Times New Roman" w:cs="Times New Roman"/>
-                <w:i w:val="false"/>
-                <w:b w:val="false"/>
-                <w:u w:val="none"/>
-                <w:strike w:val="false"/>
-                <w:sz w:val="16"/>
-                <w:szCs w:val="16"/>
+                <w:sz w:val="24"/>
+                <w:szCs w:val="24"/>
+                <w:color w:val="000000"/>
+              </w:rPr>
+            </w:pPr>
+            <w:r>
+              <w:rPr>
+                <w:rFonts w:ascii="Times New Roman" w:hAnsi="Times New Roman" w:eastAsia="Times New Roman" w:cs="Times New Roman"/>
+                <w:i w:val="false"/>
+                <w:b w:val="false"/>
+                <w:u w:val="none"/>
+                <w:strike w:val="false"/>
+                <w:sz w:val="24"/>
+                <w:szCs w:val="24"/>
                 <w:color w:val="000000"/>
               </w:rPr>
               <w:t xml:space="preserve">0,834</w:t>
@@ -4444,7 +4444,7 @@
       <w:tr>
         <w:trPr>
           <w:cantSplit/>
-          <w:trHeight w:val="312" w:hRule="auto"/>
+          <w:trHeight w:val="552" w:hRule="auto"/>
         </w:trPr>
         <w:tc>
           <w:tcPr>
@@ -4481,20 +4481,20 @@
                 <w:b w:val="false"/>
                 <w:u w:val="none"/>
                 <w:strike w:val="false"/>
-                <w:sz w:val="16"/>
-                <w:szCs w:val="16"/>
-                <w:color w:val="000000"/>
-              </w:rPr>
-            </w:pPr>
-            <w:r>
-              <w:rPr>
-                <w:rFonts w:ascii="Times New Roman" w:hAnsi="Times New Roman" w:eastAsia="Times New Roman" w:cs="Times New Roman"/>
-                <w:i w:val="false"/>
-                <w:b w:val="false"/>
-                <w:u w:val="none"/>
-                <w:strike w:val="false"/>
-                <w:sz w:val="16"/>
-                <w:szCs w:val="16"/>
+                <w:sz w:val="24"/>
+                <w:szCs w:val="24"/>
+                <w:color w:val="000000"/>
+              </w:rPr>
+            </w:pPr>
+            <w:r>
+              <w:rPr>
+                <w:rFonts w:ascii="Times New Roman" w:hAnsi="Times New Roman" w:eastAsia="Times New Roman" w:cs="Times New Roman"/>
+                <w:i w:val="false"/>
+                <w:b w:val="false"/>
+                <w:u w:val="none"/>
+                <w:strike w:val="false"/>
+                <w:sz w:val="24"/>
+                <w:szCs w:val="24"/>
                 <w:color w:val="000000"/>
               </w:rPr>
               <w:t xml:space="preserve">Identidad y pertenencia grupal</w:t>
@@ -4536,20 +4536,20 @@
                 <w:b w:val="false"/>
                 <w:u w:val="none"/>
                 <w:strike w:val="false"/>
-                <w:sz w:val="16"/>
-                <w:szCs w:val="16"/>
-                <w:color w:val="000000"/>
-              </w:rPr>
-            </w:pPr>
-            <w:r>
-              <w:rPr>
-                <w:rFonts w:ascii="Times New Roman" w:hAnsi="Times New Roman" w:eastAsia="Times New Roman" w:cs="Times New Roman"/>
-                <w:i w:val="false"/>
-                <w:b w:val="false"/>
-                <w:u w:val="none"/>
-                <w:strike w:val="false"/>
-                <w:sz w:val="16"/>
-                <w:szCs w:val="16"/>
+                <w:sz w:val="24"/>
+                <w:szCs w:val="24"/>
+                <w:color w:val="000000"/>
+              </w:rPr>
+            </w:pPr>
+            <w:r>
+              <w:rPr>
+                <w:rFonts w:ascii="Times New Roman" w:hAnsi="Times New Roman" w:eastAsia="Times New Roman" w:cs="Times New Roman"/>
+                <w:i w:val="false"/>
+                <w:b w:val="false"/>
+                <w:u w:val="none"/>
+                <w:strike w:val="false"/>
+                <w:sz w:val="24"/>
+                <w:szCs w:val="24"/>
                 <w:color w:val="000000"/>
               </w:rPr>
               <w:t xml:space="preserve">0,440</w:t>
@@ -4591,20 +4591,20 @@
                 <w:b w:val="false"/>
                 <w:u w:val="none"/>
                 <w:strike w:val="false"/>
-                <w:sz w:val="16"/>
-                <w:szCs w:val="16"/>
-                <w:color w:val="000000"/>
-              </w:rPr>
-            </w:pPr>
-            <w:r>
-              <w:rPr>
-                <w:rFonts w:ascii="Times New Roman" w:hAnsi="Times New Roman" w:eastAsia="Times New Roman" w:cs="Times New Roman"/>
-                <w:i w:val="false"/>
-                <w:b w:val="false"/>
-                <w:u w:val="none"/>
-                <w:strike w:val="false"/>
-                <w:sz w:val="16"/>
-                <w:szCs w:val="16"/>
+                <w:sz w:val="24"/>
+                <w:szCs w:val="24"/>
+                <w:color w:val="000000"/>
+              </w:rPr>
+            </w:pPr>
+            <w:r>
+              <w:rPr>
+                <w:rFonts w:ascii="Times New Roman" w:hAnsi="Times New Roman" w:eastAsia="Times New Roman" w:cs="Times New Roman"/>
+                <w:i w:val="false"/>
+                <w:b w:val="false"/>
+                <w:u w:val="none"/>
+                <w:strike w:val="false"/>
+                <w:sz w:val="24"/>
+                <w:szCs w:val="24"/>
                 <w:color w:val="000000"/>
               </w:rPr>
               <w:t xml:space="preserve">0,611</w:t>
@@ -4646,20 +4646,20 @@
                 <w:b w:val="false"/>
                 <w:u w:val="none"/>
                 <w:strike w:val="false"/>
-                <w:sz w:val="16"/>
-                <w:szCs w:val="16"/>
-                <w:color w:val="000000"/>
-              </w:rPr>
-            </w:pPr>
-            <w:r>
-              <w:rPr>
-                <w:rFonts w:ascii="Times New Roman" w:hAnsi="Times New Roman" w:eastAsia="Times New Roman" w:cs="Times New Roman"/>
-                <w:i w:val="false"/>
-                <w:b w:val="false"/>
-                <w:u w:val="none"/>
-                <w:strike w:val="false"/>
-                <w:sz w:val="16"/>
-                <w:szCs w:val="16"/>
+                <w:sz w:val="24"/>
+                <w:szCs w:val="24"/>
+                <w:color w:val="000000"/>
+              </w:rPr>
+            </w:pPr>
+            <w:r>
+              <w:rPr>
+                <w:rFonts w:ascii="Times New Roman" w:hAnsi="Times New Roman" w:eastAsia="Times New Roman" w:cs="Times New Roman"/>
+                <w:i w:val="false"/>
+                <w:b w:val="false"/>
+                <w:u w:val="none"/>
+                <w:strike w:val="false"/>
+                <w:sz w:val="24"/>
+                <w:szCs w:val="24"/>
                 <w:color w:val="000000"/>
               </w:rPr>
               <w:t xml:space="preserve">0,934</w:t>
@@ -4701,20 +4701,20 @@
                 <w:b w:val="false"/>
                 <w:u w:val="none"/>
                 <w:strike w:val="false"/>
-                <w:sz w:val="16"/>
-                <w:szCs w:val="16"/>
-                <w:color w:val="000000"/>
-              </w:rPr>
-            </w:pPr>
-            <w:r>
-              <w:rPr>
-                <w:rFonts w:ascii="Times New Roman" w:hAnsi="Times New Roman" w:eastAsia="Times New Roman" w:cs="Times New Roman"/>
-                <w:i w:val="false"/>
-                <w:b w:val="false"/>
-                <w:u w:val="none"/>
-                <w:strike w:val="false"/>
-                <w:sz w:val="16"/>
-                <w:szCs w:val="16"/>
+                <w:sz w:val="24"/>
+                <w:szCs w:val="24"/>
+                <w:color w:val="000000"/>
+              </w:rPr>
+            </w:pPr>
+            <w:r>
+              <w:rPr>
+                <w:rFonts w:ascii="Times New Roman" w:hAnsi="Times New Roman" w:eastAsia="Times New Roman" w:cs="Times New Roman"/>
+                <w:i w:val="false"/>
+                <w:b w:val="false"/>
+                <w:u w:val="none"/>
+                <w:strike w:val="false"/>
+                <w:sz w:val="24"/>
+                <w:szCs w:val="24"/>
                 <w:color w:val="000000"/>
               </w:rPr>
               <w:t xml:space="preserve">0,481</w:t>
@@ -4756,20 +4756,20 @@
                 <w:b w:val="false"/>
                 <w:u w:val="none"/>
                 <w:strike w:val="false"/>
-                <w:sz w:val="16"/>
-                <w:szCs w:val="16"/>
-                <w:color w:val="000000"/>
-              </w:rPr>
-            </w:pPr>
-            <w:r>
-              <w:rPr>
-                <w:rFonts w:ascii="Times New Roman" w:hAnsi="Times New Roman" w:eastAsia="Times New Roman" w:cs="Times New Roman"/>
-                <w:i w:val="false"/>
-                <w:b w:val="false"/>
-                <w:u w:val="none"/>
-                <w:strike w:val="false"/>
-                <w:sz w:val="16"/>
-                <w:szCs w:val="16"/>
+                <w:sz w:val="24"/>
+                <w:szCs w:val="24"/>
+                <w:color w:val="000000"/>
+              </w:rPr>
+            </w:pPr>
+            <w:r>
+              <w:rPr>
+                <w:rFonts w:ascii="Times New Roman" w:hAnsi="Times New Roman" w:eastAsia="Times New Roman" w:cs="Times New Roman"/>
+                <w:i w:val="false"/>
+                <w:b w:val="false"/>
+                <w:u w:val="none"/>
+                <w:strike w:val="false"/>
+                <w:sz w:val="24"/>
+                <w:szCs w:val="24"/>
                 <w:color w:val="000000"/>
               </w:rPr>
               <w:t xml:space="preserve">0,559</w:t>
@@ -4780,7 +4780,7 @@
       <w:tr>
         <w:trPr>
           <w:cantSplit/>
-          <w:trHeight w:val="312" w:hRule="auto"/>
+          <w:trHeight w:val="552" w:hRule="auto"/>
         </w:trPr>
         <w:tc>
           <w:tcPr>
@@ -4817,20 +4817,20 @@
                 <w:b w:val="false"/>
                 <w:u w:val="none"/>
                 <w:strike w:val="false"/>
-                <w:sz w:val="16"/>
-                <w:szCs w:val="16"/>
-                <w:color w:val="000000"/>
-              </w:rPr>
-            </w:pPr>
-            <w:r>
-              <w:rPr>
-                <w:rFonts w:ascii="Times New Roman" w:hAnsi="Times New Roman" w:eastAsia="Times New Roman" w:cs="Times New Roman"/>
-                <w:i w:val="false"/>
-                <w:b w:val="false"/>
-                <w:u w:val="none"/>
-                <w:strike w:val="false"/>
-                <w:sz w:val="16"/>
-                <w:szCs w:val="16"/>
+                <w:sz w:val="24"/>
+                <w:szCs w:val="24"/>
+                <w:color w:val="000000"/>
+              </w:rPr>
+            </w:pPr>
+            <w:r>
+              <w:rPr>
+                <w:rFonts w:ascii="Times New Roman" w:hAnsi="Times New Roman" w:eastAsia="Times New Roman" w:cs="Times New Roman"/>
+                <w:i w:val="false"/>
+                <w:b w:val="false"/>
+                <w:u w:val="none"/>
+                <w:strike w:val="false"/>
+                <w:sz w:val="24"/>
+                <w:szCs w:val="24"/>
                 <w:color w:val="000000"/>
               </w:rPr>
               <w:t xml:space="preserve">Control y responsabilidad individual</w:t>
@@ -4872,20 +4872,20 @@
                 <w:b w:val="false"/>
                 <w:u w:val="none"/>
                 <w:strike w:val="false"/>
-                <w:sz w:val="16"/>
-                <w:szCs w:val="16"/>
-                <w:color w:val="000000"/>
-              </w:rPr>
-            </w:pPr>
-            <w:r>
-              <w:rPr>
-                <w:rFonts w:ascii="Times New Roman" w:hAnsi="Times New Roman" w:eastAsia="Times New Roman" w:cs="Times New Roman"/>
-                <w:i w:val="false"/>
-                <w:b w:val="false"/>
-                <w:u w:val="none"/>
-                <w:strike w:val="false"/>
-                <w:sz w:val="16"/>
-                <w:szCs w:val="16"/>
+                <w:sz w:val="24"/>
+                <w:szCs w:val="24"/>
+                <w:color w:val="000000"/>
+              </w:rPr>
+            </w:pPr>
+            <w:r>
+              <w:rPr>
+                <w:rFonts w:ascii="Times New Roman" w:hAnsi="Times New Roman" w:eastAsia="Times New Roman" w:cs="Times New Roman"/>
+                <w:i w:val="false"/>
+                <w:b w:val="false"/>
+                <w:u w:val="none"/>
+                <w:strike w:val="false"/>
+                <w:sz w:val="24"/>
+                <w:szCs w:val="24"/>
                 <w:color w:val="000000"/>
               </w:rPr>
               <w:t xml:space="preserve">0,500</w:t>
@@ -4927,20 +4927,20 @@
                 <w:b w:val="false"/>
                 <w:u w:val="none"/>
                 <w:strike w:val="false"/>
-                <w:sz w:val="16"/>
-                <w:szCs w:val="16"/>
-                <w:color w:val="000000"/>
-              </w:rPr>
-            </w:pPr>
-            <w:r>
-              <w:rPr>
-                <w:rFonts w:ascii="Times New Roman" w:hAnsi="Times New Roman" w:eastAsia="Times New Roman" w:cs="Times New Roman"/>
-                <w:i w:val="false"/>
-                <w:b w:val="false"/>
-                <w:u w:val="none"/>
-                <w:strike w:val="false"/>
-                <w:sz w:val="16"/>
-                <w:szCs w:val="16"/>
+                <w:sz w:val="24"/>
+                <w:szCs w:val="24"/>
+                <w:color w:val="000000"/>
+              </w:rPr>
+            </w:pPr>
+            <w:r>
+              <w:rPr>
+                <w:rFonts w:ascii="Times New Roman" w:hAnsi="Times New Roman" w:eastAsia="Times New Roman" w:cs="Times New Roman"/>
+                <w:i w:val="false"/>
+                <w:b w:val="false"/>
+                <w:u w:val="none"/>
+                <w:strike w:val="false"/>
+                <w:sz w:val="24"/>
+                <w:szCs w:val="24"/>
                 <w:color w:val="000000"/>
               </w:rPr>
               <w:t xml:space="preserve">0,429</w:t>
@@ -4982,20 +4982,20 @@
                 <w:b w:val="false"/>
                 <w:u w:val="none"/>
                 <w:strike w:val="false"/>
-                <w:sz w:val="16"/>
-                <w:szCs w:val="16"/>
-                <w:color w:val="000000"/>
-              </w:rPr>
-            </w:pPr>
-            <w:r>
-              <w:rPr>
-                <w:rFonts w:ascii="Times New Roman" w:hAnsi="Times New Roman" w:eastAsia="Times New Roman" w:cs="Times New Roman"/>
-                <w:i w:val="false"/>
-                <w:b w:val="false"/>
-                <w:u w:val="none"/>
-                <w:strike w:val="false"/>
-                <w:sz w:val="16"/>
-                <w:szCs w:val="16"/>
+                <w:sz w:val="24"/>
+                <w:szCs w:val="24"/>
+                <w:color w:val="000000"/>
+              </w:rPr>
+            </w:pPr>
+            <w:r>
+              <w:rPr>
+                <w:rFonts w:ascii="Times New Roman" w:hAnsi="Times New Roman" w:eastAsia="Times New Roman" w:cs="Times New Roman"/>
+                <w:i w:val="false"/>
+                <w:b w:val="false"/>
+                <w:u w:val="none"/>
+                <w:strike w:val="false"/>
+                <w:sz w:val="24"/>
+                <w:szCs w:val="24"/>
                 <w:color w:val="000000"/>
               </w:rPr>
               <w:t xml:space="preserve">0,958</w:t>
@@ -5037,20 +5037,20 @@
                 <w:b w:val="false"/>
                 <w:u w:val="none"/>
                 <w:strike w:val="false"/>
-                <w:sz w:val="16"/>
-                <w:szCs w:val="16"/>
-                <w:color w:val="000000"/>
-              </w:rPr>
-            </w:pPr>
-            <w:r>
-              <w:rPr>
-                <w:rFonts w:ascii="Times New Roman" w:hAnsi="Times New Roman" w:eastAsia="Times New Roman" w:cs="Times New Roman"/>
-                <w:i w:val="false"/>
-                <w:b w:val="false"/>
-                <w:u w:val="none"/>
-                <w:strike w:val="false"/>
-                <w:sz w:val="16"/>
-                <w:szCs w:val="16"/>
+                <w:sz w:val="24"/>
+                <w:szCs w:val="24"/>
+                <w:color w:val="000000"/>
+              </w:rPr>
+            </w:pPr>
+            <w:r>
+              <w:rPr>
+                <w:rFonts w:ascii="Times New Roman" w:hAnsi="Times New Roman" w:eastAsia="Times New Roman" w:cs="Times New Roman"/>
+                <w:i w:val="false"/>
+                <w:b w:val="false"/>
+                <w:u w:val="none"/>
+                <w:strike w:val="false"/>
+                <w:sz w:val="24"/>
+                <w:szCs w:val="24"/>
                 <w:color w:val="000000"/>
               </w:rPr>
               <w:t xml:space="preserve">0,441</w:t>
@@ -5092,20 +5092,20 @@
                 <w:b w:val="false"/>
                 <w:u w:val="none"/>
                 <w:strike w:val="false"/>
-                <w:sz w:val="16"/>
-                <w:szCs w:val="16"/>
-                <w:color w:val="000000"/>
-              </w:rPr>
-            </w:pPr>
-            <w:r>
-              <w:rPr>
-                <w:rFonts w:ascii="Times New Roman" w:hAnsi="Times New Roman" w:eastAsia="Times New Roman" w:cs="Times New Roman"/>
-                <w:i w:val="false"/>
-                <w:b w:val="false"/>
-                <w:u w:val="none"/>
-                <w:strike w:val="false"/>
-                <w:sz w:val="16"/>
-                <w:szCs w:val="16"/>
+                <w:sz w:val="24"/>
+                <w:szCs w:val="24"/>
+                <w:color w:val="000000"/>
+              </w:rPr>
+            </w:pPr>
+            <w:r>
+              <w:rPr>
+                <w:rFonts w:ascii="Times New Roman" w:hAnsi="Times New Roman" w:eastAsia="Times New Roman" w:cs="Times New Roman"/>
+                <w:i w:val="false"/>
+                <w:b w:val="false"/>
+                <w:u w:val="none"/>
+                <w:strike w:val="false"/>
+                <w:sz w:val="24"/>
+                <w:szCs w:val="24"/>
                 <w:color w:val="000000"/>
               </w:rPr>
               <w:t xml:space="preserve">0,598</w:t>
@@ -5116,7 +5116,7 @@
       <w:tr>
         <w:trPr>
           <w:cantSplit/>
-          <w:trHeight w:val="332" w:hRule="auto"/>
+          <w:trHeight w:val="572" w:hRule="auto"/>
         </w:trPr>
         <w:tc>
           <w:tcPr>
@@ -5153,20 +5153,20 @@
                 <w:b w:val="false"/>
                 <w:u w:val="none"/>
                 <w:strike w:val="false"/>
-                <w:sz w:val="16"/>
-                <w:szCs w:val="16"/>
-                <w:color w:val="000000"/>
-              </w:rPr>
-            </w:pPr>
-            <w:r>
-              <w:rPr>
-                <w:rFonts w:ascii="Times New Roman" w:hAnsi="Times New Roman" w:eastAsia="Times New Roman" w:cs="Times New Roman"/>
-                <w:i w:val="false"/>
-                <w:b w:val="false"/>
-                <w:u w:val="none"/>
-                <w:strike w:val="false"/>
-                <w:sz w:val="16"/>
-                <w:szCs w:val="16"/>
+                <w:sz w:val="24"/>
+                <w:szCs w:val="24"/>
+                <w:color w:val="000000"/>
+              </w:rPr>
+            </w:pPr>
+            <w:r>
+              <w:rPr>
+                <w:rFonts w:ascii="Times New Roman" w:hAnsi="Times New Roman" w:eastAsia="Times New Roman" w:cs="Times New Roman"/>
+                <w:i w:val="false"/>
+                <w:b w:val="false"/>
+                <w:u w:val="none"/>
+                <w:strike w:val="false"/>
+                <w:sz w:val="24"/>
+                <w:szCs w:val="24"/>
                 <w:color w:val="000000"/>
               </w:rPr>
               <w:t xml:space="preserve">Solidaridad intergeneracional</w:t>
@@ -5208,20 +5208,20 @@
                 <w:b w:val="false"/>
                 <w:u w:val="none"/>
                 <w:strike w:val="false"/>
-                <w:sz w:val="16"/>
-                <w:szCs w:val="16"/>
-                <w:color w:val="000000"/>
-              </w:rPr>
-            </w:pPr>
-            <w:r>
-              <w:rPr>
-                <w:rFonts w:ascii="Times New Roman" w:hAnsi="Times New Roman" w:eastAsia="Times New Roman" w:cs="Times New Roman"/>
-                <w:i w:val="false"/>
-                <w:b w:val="false"/>
-                <w:u w:val="none"/>
-                <w:strike w:val="false"/>
-                <w:sz w:val="16"/>
-                <w:szCs w:val="16"/>
+                <w:sz w:val="24"/>
+                <w:szCs w:val="24"/>
+                <w:color w:val="000000"/>
+              </w:rPr>
+            </w:pPr>
+            <w:r>
+              <w:rPr>
+                <w:rFonts w:ascii="Times New Roman" w:hAnsi="Times New Roman" w:eastAsia="Times New Roman" w:cs="Times New Roman"/>
+                <w:i w:val="false"/>
+                <w:b w:val="false"/>
+                <w:u w:val="none"/>
+                <w:strike w:val="false"/>
+                <w:sz w:val="24"/>
+                <w:szCs w:val="24"/>
                 <w:color w:val="000000"/>
               </w:rPr>
               <w:t xml:space="preserve">0,529</w:t>
@@ -5263,20 +5263,20 @@
                 <w:b w:val="false"/>
                 <w:u w:val="none"/>
                 <w:strike w:val="false"/>
-                <w:sz w:val="16"/>
-                <w:szCs w:val="16"/>
-                <w:color w:val="000000"/>
-              </w:rPr>
-            </w:pPr>
-            <w:r>
-              <w:rPr>
-                <w:rFonts w:ascii="Times New Roman" w:hAnsi="Times New Roman" w:eastAsia="Times New Roman" w:cs="Times New Roman"/>
-                <w:i w:val="false"/>
-                <w:b w:val="false"/>
-                <w:u w:val="none"/>
-                <w:strike w:val="false"/>
-                <w:sz w:val="16"/>
-                <w:szCs w:val="16"/>
+                <w:sz w:val="24"/>
+                <w:szCs w:val="24"/>
+                <w:color w:val="000000"/>
+              </w:rPr>
+            </w:pPr>
+            <w:r>
+              <w:rPr>
+                <w:rFonts w:ascii="Times New Roman" w:hAnsi="Times New Roman" w:eastAsia="Times New Roman" w:cs="Times New Roman"/>
+                <w:i w:val="false"/>
+                <w:b w:val="false"/>
+                <w:u w:val="none"/>
+                <w:strike w:val="false"/>
+                <w:sz w:val="24"/>
+                <w:szCs w:val="24"/>
                 <w:color w:val="000000"/>
               </w:rPr>
               <w:t xml:space="preserve">0,750</w:t>
@@ -5318,20 +5318,20 @@
                 <w:b w:val="false"/>
                 <w:u w:val="none"/>
                 <w:strike w:val="false"/>
-                <w:sz w:val="16"/>
-                <w:szCs w:val="16"/>
-                <w:color w:val="000000"/>
-              </w:rPr>
-            </w:pPr>
-            <w:r>
-              <w:rPr>
-                <w:rFonts w:ascii="Times New Roman" w:hAnsi="Times New Roman" w:eastAsia="Times New Roman" w:cs="Times New Roman"/>
-                <w:i w:val="false"/>
-                <w:b w:val="false"/>
-                <w:u w:val="none"/>
-                <w:strike w:val="false"/>
-                <w:sz w:val="16"/>
-                <w:szCs w:val="16"/>
+                <w:sz w:val="24"/>
+                <w:szCs w:val="24"/>
+                <w:color w:val="000000"/>
+              </w:rPr>
+            </w:pPr>
+            <w:r>
+              <w:rPr>
+                <w:rFonts w:ascii="Times New Roman" w:hAnsi="Times New Roman" w:eastAsia="Times New Roman" w:cs="Times New Roman"/>
+                <w:i w:val="false"/>
+                <w:b w:val="false"/>
+                <w:u w:val="none"/>
+                <w:strike w:val="false"/>
+                <w:sz w:val="24"/>
+                <w:szCs w:val="24"/>
                 <w:color w:val="000000"/>
               </w:rPr>
               <w:t xml:space="preserve">0,967</w:t>
@@ -5373,20 +5373,20 @@
                 <w:b w:val="false"/>
                 <w:u w:val="none"/>
                 <w:strike w:val="false"/>
-                <w:sz w:val="16"/>
-                <w:szCs w:val="16"/>
-                <w:color w:val="000000"/>
-              </w:rPr>
-            </w:pPr>
-            <w:r>
-              <w:rPr>
-                <w:rFonts w:ascii="Times New Roman" w:hAnsi="Times New Roman" w:eastAsia="Times New Roman" w:cs="Times New Roman"/>
-                <w:i w:val="false"/>
-                <w:b w:val="false"/>
-                <w:u w:val="none"/>
-                <w:strike w:val="false"/>
-                <w:sz w:val="16"/>
-                <w:szCs w:val="16"/>
+                <w:sz w:val="24"/>
+                <w:szCs w:val="24"/>
+                <w:color w:val="000000"/>
+              </w:rPr>
+            </w:pPr>
+            <w:r>
+              <w:rPr>
+                <w:rFonts w:ascii="Times New Roman" w:hAnsi="Times New Roman" w:eastAsia="Times New Roman" w:cs="Times New Roman"/>
+                <w:i w:val="false"/>
+                <w:b w:val="false"/>
+                <w:u w:val="none"/>
+                <w:strike w:val="false"/>
+                <w:sz w:val="24"/>
+                <w:szCs w:val="24"/>
                 <w:color w:val="000000"/>
               </w:rPr>
               <w:t xml:space="preserve">0,605</w:t>
@@ -5428,20 +5428,20 @@
                 <w:b w:val="false"/>
                 <w:u w:val="none"/>
                 <w:strike w:val="false"/>
-                <w:sz w:val="16"/>
-                <w:szCs w:val="16"/>
-                <w:color w:val="000000"/>
-              </w:rPr>
-            </w:pPr>
-            <w:r>
-              <w:rPr>
-                <w:rFonts w:ascii="Times New Roman" w:hAnsi="Times New Roman" w:eastAsia="Times New Roman" w:cs="Times New Roman"/>
-                <w:i w:val="false"/>
-                <w:b w:val="false"/>
-                <w:u w:val="none"/>
-                <w:strike w:val="false"/>
-                <w:sz w:val="16"/>
-                <w:szCs w:val="16"/>
+                <w:sz w:val="24"/>
+                <w:szCs w:val="24"/>
+                <w:color w:val="000000"/>
+              </w:rPr>
+            </w:pPr>
+            <w:r>
+              <w:rPr>
+                <w:rFonts w:ascii="Times New Roman" w:hAnsi="Times New Roman" w:eastAsia="Times New Roman" w:cs="Times New Roman"/>
+                <w:i w:val="false"/>
+                <w:b w:val="false"/>
+                <w:u w:val="none"/>
+                <w:strike w:val="false"/>
+                <w:sz w:val="24"/>
+                <w:szCs w:val="24"/>
                 <w:color w:val="000000"/>
               </w:rPr>
               <w:t xml:space="preserve">0,682</w:t>
@@ -5490,8 +5490,8 @@
                 <w:b w:val="false"/>
                 <w:u w:val="none"/>
                 <w:strike w:val="false"/>
-                <w:sz w:val="16"/>
-                <w:szCs w:val="16"/>
+                <w:sz w:val="24"/>
+                <w:szCs w:val="24"/>
                 <w:color w:val="000000"/>
               </w:rPr>
             </w:pPr>
@@ -5502,8 +5502,8 @@
                 <w:b w:val="false"/>
                 <w:u w:val="none"/>
                 <w:strike w:val="false"/>
-                <w:sz w:val="16"/>
-                <w:szCs w:val="16"/>
+                <w:sz w:val="24"/>
+                <w:szCs w:val="24"/>
                 <w:color w:val="000000"/>
               </w:rPr>
               <w:t xml:space="preserve">Nota. Gwet y Cohen: par humano–Luna. Fleiss: humano, Luna y Haiku. Sin ponderar.</w:t>
